--- a/Snnn-Raa/S302-RPa.docx
+++ b/Snnn-Raa/S302-RPa.docx
@@ -122,11 +122,15 @@
         <w:jc w:val="both"/>
         <w:rPr>
           <w:rFonts w:ascii="Gentium" w:hAnsi="Gentium" w:cs="Gentium"/>
-        </w:rPr>
-      </w:pPr>
-      <w:r>
-        <w:rPr>
-          <w:rFonts w:ascii="Gentium" w:hAnsi="Gentium" w:cs="Gentium"/>
+          <w:i/>
+          <w:iCs/>
+        </w:rPr>
+      </w:pPr>
+      <w:r>
+        <w:rPr>
+          <w:rFonts w:ascii="Gentium" w:hAnsi="Gentium" w:cs="Gentium"/>
+          <w:i/>
+          <w:iCs/>
         </w:rPr>
         <w:t>But I will come to visions and revelations of the Lord. I knew a man in Christ fourteen years ago, whether in the body I know not or whether out of the body I know not – God knows – that such a one was caught up to the third heaven; and I knew such a man, whether in the body or out of the body I know not – God knows – that he was caught up into paradise and heard secret words that it is not lawful for men to utter. For such a one will I boast, but for myself I will boast nothing, save of my infirmities.</w:t>
       </w:r>
@@ -176,11 +180,15 @@
         <w:jc w:val="both"/>
         <w:rPr>
           <w:rFonts w:ascii="Gentium" w:hAnsi="Gentium" w:cs="Gentium"/>
-        </w:rPr>
-      </w:pPr>
-      <w:r>
-        <w:rPr>
-          <w:rFonts w:ascii="Gentium" w:hAnsi="Gentium" w:cs="Gentium"/>
+          <w:i/>
+          <w:iCs/>
+        </w:rPr>
+      </w:pPr>
+      <w:r>
+        <w:rPr>
+          <w:rFonts w:ascii="Gentium" w:hAnsi="Gentium" w:cs="Gentium"/>
+          <w:i/>
+          <w:iCs/>
         </w:rPr>
         <w:t>At what time was it made manifest in the consulate of Theodosius Augustus the younger and Cynegius, a certain honourable man then dwelling at Tarsus, in the house which had been the house of Saint Paul, an angel appeared to him by night and gave him a revelation, saying that he should break up the foundation of the house and publish that which he found; but he thought this to be a lying vision.</w:t>
       </w:r>
@@ -230,11 +238,15 @@
         <w:jc w:val="both"/>
         <w:rPr>
           <w:rFonts w:ascii="Gentium" w:hAnsi="Gentium" w:cs="Gentium"/>
-        </w:rPr>
-      </w:pPr>
-      <w:r>
-        <w:rPr>
-          <w:rFonts w:ascii="Gentium" w:hAnsi="Gentium" w:cs="Gentium"/>
+          <w:i/>
+          <w:iCs/>
+        </w:rPr>
+      </w:pPr>
+      <w:r>
+        <w:rPr>
+          <w:rFonts w:ascii="Gentium" w:hAnsi="Gentium" w:cs="Gentium"/>
+          <w:i/>
+          <w:iCs/>
         </w:rPr>
         <w:t xml:space="preserve">But a third time the angel came and scourged him and compelled him to break up the foundation. And he dug and found a box of marble inscribed upon the sides; therein was the revelation of Saint Paul, and his shoes wherein he walked when he taught the word of God. But he feared to open that box and brought it to the judge; and the judge took it, sealed as it was with lead, and sent it to the emperor Theodosius, fearing that it might be somewhat strange; and the emperor, when he received it, opened it and found the revelation of Saint Paul. A copy thereof he sent to Jerusalem and the original he kept with him. </w:t>
       </w:r>
@@ -244,7 +256,43 @@
           <w:i/>
           <w:iCs/>
         </w:rPr>
-        <w:t>[Gr. reverses this: He kept the copy and sent away the original. It adds: And there was written therein as follows.]</w:t>
+        <w:t>(</w:t>
+      </w:r>
+      <w:r>
+        <w:rPr>
+          <w:rFonts w:ascii="Gentium" w:hAnsi="Gentium" w:cs="Gentium"/>
+        </w:rPr>
+        <w:t>Gr.</w:t>
+      </w:r>
+      <w:r>
+        <w:rPr>
+          <w:rFonts w:ascii="Gentium" w:hAnsi="Gentium" w:cs="Gentium"/>
+          <w:i/>
+          <w:iCs/>
+        </w:rPr>
+        <w:t xml:space="preserve"> reverses this: He kept the copy and sent away the original. </w:t>
+      </w:r>
+      <w:r>
+        <w:rPr>
+          <w:rFonts w:ascii="Gentium" w:hAnsi="Gentium" w:cs="Gentium"/>
+        </w:rPr>
+        <w:t>It adds:</w:t>
+      </w:r>
+      <w:r>
+        <w:rPr>
+          <w:rFonts w:ascii="Gentium" w:hAnsi="Gentium" w:cs="Gentium"/>
+          <w:i/>
+          <w:iCs/>
+        </w:rPr>
+        <w:t xml:space="preserve"> And there was written therein as follows.</w:t>
+      </w:r>
+      <w:r>
+        <w:rPr>
+          <w:rFonts w:ascii="Gentium" w:hAnsi="Gentium" w:cs="Gentium"/>
+          <w:i/>
+          <w:iCs/>
+        </w:rPr>
+        <w:t>)</w:t>
       </w:r>
     </w:p>
     <w:p>
@@ -303,16 +351,28 @@
       <w:r>
         <w:rPr>
           <w:rFonts w:ascii="Gentium" w:hAnsi="Gentium" w:cs="Gentium"/>
-          <w:i/>
-          <w:iCs/>
-        </w:rPr>
-        <w:t>[so Gr.; Lat. You are the sons of God, doing the work of the devil]</w:t>
-      </w:r>
-      <w:r>
-        <w:rPr>
-          <w:rFonts w:ascii="Gentium" w:hAnsi="Gentium" w:cs="Gentium"/>
-        </w:rPr>
-        <w:t>, walking in the confidence of God, boasting in your name only, but being poor because of the matter of sin. Remember, therefore, and know that the whole creation is subject to God, but mankind only sins. It has dominion over the whole creation, and sins more than the whole of nature.</w:t>
+        </w:rPr>
+        <w:t>[</w:t>
+      </w:r>
+      <w:r>
+        <w:rPr>
+          <w:rFonts w:ascii="Gentium" w:hAnsi="Gentium" w:cs="Gentium"/>
+          <w:i/>
+          <w:iCs/>
+        </w:rPr>
+        <w:t>so Gr.; Lat.</w:t>
+      </w:r>
+      <w:r>
+        <w:rPr>
+          <w:rFonts w:ascii="Gentium" w:hAnsi="Gentium" w:cs="Gentium"/>
+        </w:rPr>
+        <w:t xml:space="preserve"> You are the sons of God, doing the work of the devil],</w:t>
+      </w:r>
+      <w:r>
+        <w:rPr>
+          <w:rFonts w:ascii="Gentium" w:hAnsi="Gentium" w:cs="Gentium"/>
+        </w:rPr>
+        <w:t xml:space="preserve"> walking in the confidence of God, boasting in your name only, but being poor because of the matter of sin. Remember, therefore, and know that the whole creation is subject to God, but mankind only sins. It has dominion over the whole creation, and sins more than the whole of nature.</w:t>
       </w:r>
     </w:p>
     <w:p>
@@ -350,24 +410,30 @@
           <w:sz w:val="28"/>
           <w:szCs w:val="28"/>
         </w:rPr>
+        <w:t>Chapter 4</w:t>
+      </w:r>
+    </w:p>
+    <w:p>
+      <w:pPr>
+        <w:pStyle w:val="NormalWeb"/>
+        <w:spacing w:before="120" w:beforeAutospacing="0" w:afterAutospacing="0"/>
+        <w:jc w:val="both"/>
+        <w:rPr>
+          <w:rFonts w:ascii="Gentium" w:hAnsi="Gentium" w:cs="Gentium"/>
+        </w:rPr>
+      </w:pPr>
+      <w:r>
+        <w:rPr>
+          <w:rFonts w:ascii="Gentium" w:hAnsi="Gentium" w:cs="Gentium"/>
+        </w:rPr>
+        <w:t xml:space="preserve">For, oftentimes has the sun, the great light, appealed to the Lord, saying: O Lord God Almighty, I look forth upon the ungodliness and unrighteousness of men. Suffer me, and I will do to them according to my power, that they may know that you are God alone. And there came </w:t>
+      </w:r>
+      <w:r>
+        <w:rPr>
+          <w:rFonts w:ascii="Gentium" w:hAnsi="Gentium" w:cs="Gentium"/>
+        </w:rPr>
         <w:lastRenderedPageBreak/>
-        <w:t>Chapter 4</w:t>
-      </w:r>
-    </w:p>
-    <w:p>
-      <w:pPr>
-        <w:pStyle w:val="NormalWeb"/>
-        <w:spacing w:before="120" w:beforeAutospacing="0" w:afterAutospacing="0"/>
-        <w:jc w:val="both"/>
-        <w:rPr>
-          <w:rFonts w:ascii="Gentium" w:hAnsi="Gentium" w:cs="Gentium"/>
-        </w:rPr>
-      </w:pPr>
-      <w:r>
-        <w:rPr>
-          <w:rFonts w:ascii="Gentium" w:hAnsi="Gentium" w:cs="Gentium"/>
-        </w:rPr>
-        <w:t>For, oftentimes has the sun, the great light, appealed to the Lord, saying: O Lord God Almighty, I look forth upon the ungodliness and unrighteousness of men. Suffer me, and I will do to them according to my power, that they may know that you are God alone. And there came a voice to it, saying: All these things do I know; for, my eye sees and my ear hears, but my long-suffering bears with them until they turn and repent. But, if they do not return to me, I will judge them all.</w:t>
+        <w:t>a voice to it, saying: All these things do I know; for, my eye sees and my ear hears, but my long-suffering bears with them until they turn and repent. But, if they do not return to me, I will judge them all.</w:t>
       </w:r>
     </w:p>
     <w:p>
@@ -529,7 +595,49 @@
         <w:rPr>
           <w:rFonts w:ascii="Gentium" w:hAnsi="Gentium" w:cs="Gentium"/>
         </w:rPr>
-        <w:t>Behold then, you children of men: The creature is subject to God but mankind alone sins.</w:t>
+        <w:t xml:space="preserve">Behold </w:t>
+      </w:r>
+      <w:r>
+        <w:rPr>
+          <w:rFonts w:ascii="Gentium" w:hAnsi="Gentium" w:cs="Gentium"/>
+          <w:i/>
+          <w:iCs/>
+        </w:rPr>
+        <w:t>then</w:t>
+      </w:r>
+      <w:r>
+        <w:rPr>
+          <w:rFonts w:ascii="Gentium" w:hAnsi="Gentium" w:cs="Gentium"/>
+        </w:rPr>
+        <w:t>, you children of men: The creature is subject to God but mankind alone sins.</w:t>
+      </w:r>
+    </w:p>
+    <w:p>
+      <w:pPr>
+        <w:pStyle w:val="NormalWeb"/>
+        <w:spacing w:before="120" w:beforeAutospacing="0" w:afterAutospacing="0"/>
+        <w:jc w:val="both"/>
+        <w:rPr>
+          <w:rFonts w:ascii="Gentium" w:hAnsi="Gentium" w:cs="Gentium"/>
+        </w:rPr>
+      </w:pPr>
+      <w:r>
+        <w:rPr>
+          <w:rFonts w:ascii="Gentium" w:hAnsi="Gentium" w:cs="Gentium"/>
+        </w:rPr>
+        <w:t>Therefore, you children of men, bless the Lord God without ceasing at all hours and on all days; but especially when the sun sets. For, in that hour, all the angels go to the Lord to worship him and to present the deeds of men that every man does from morning until evening, whether they be good or evil. And there is an angel that goes forth rejoicing from the man in whom he dwells</w:t>
+      </w:r>
+      <w:r>
+        <w:rPr>
+          <w:rFonts w:ascii="Gentium" w:hAnsi="Gentium" w:cs="Gentium"/>
+        </w:rPr>
+        <w:t xml:space="preserve"> &lt;and another goes with a sad countenance&gt;</w:t>
+      </w:r>
+      <w:r>
+        <w:rPr>
+          <w:rFonts w:ascii="Gentium" w:hAnsi="Gentium" w:cs="Gentium"/>
+        </w:rPr>
+        <w:t xml:space="preserve">. </w:t>
       </w:r>
     </w:p>
     <w:p>
@@ -546,7 +654,21 @@
           <w:rFonts w:ascii="Gentium" w:hAnsi="Gentium" w:cs="Gentium"/>
         </w:rPr>
         <w:lastRenderedPageBreak/>
-        <w:t>Therefore, you children of men, bless the Lord God without ceasing at all hours and on all days; but especially when the sun sets. For, in that hour, all the angels go to the Lord to worship him and to present the deeds of men that every man does from morning until evening, whether they be good or evil. And there is an angel that goes forth rejoicing from the man in whom he dwells. When, therefore, the sun is set, at the first hour of the night, in the same hour goes the angel of every people and of every man and woman, which protect and keep them, because man is the image of God; and, likewise, at the hour of morning, which is the twelfth hour of the night, all the angels of men and women go to meet God and present all the work that every man has wrought, whether good or evil. And every day and night the angels present to God the account of all the deeds of mankind. To you, therefore, I say, O children of men, bless the Lord God without ceasing all the days of your life.</w:t>
+        <w:t xml:space="preserve">When, therefore, the sun is set, at the first hour of the night, in the same hour </w:t>
+      </w:r>
+      <w:r>
+        <w:rPr>
+          <w:rFonts w:ascii="Gentium" w:hAnsi="Gentium" w:cs="Gentium"/>
+          <w:i/>
+          <w:iCs/>
+        </w:rPr>
+        <w:t>goes</w:t>
+      </w:r>
+      <w:r>
+        <w:rPr>
+          <w:rFonts w:ascii="Gentium" w:hAnsi="Gentium" w:cs="Gentium"/>
+        </w:rPr>
+        <w:t xml:space="preserve"> the angel of every people and of every man and woman, which protect and keep them, because man is the image of God; and, likewise, at the hour of morning, which is the twelfth hour of the night, all the angels of men and women go to meet God and present all the work that every man has wrought, whether good or evil. And every day and night the angels present to God the account of all the deeds of mankind. To you, therefore, I say, O children of men, bless the Lord God without ceasing all the days of your life.</w:t>
       </w:r>
     </w:p>
     <w:p>
@@ -600,7 +722,45 @@
         <w:rPr>
           <w:rFonts w:ascii="Gentium" w:hAnsi="Gentium" w:cs="Gentium"/>
         </w:rPr>
-        <w:t>At the hour appointed, therefore, all the angels, every one rejoicing, come forth before God together to meet him and worship him at the hour that is set; and lo, suddenly at the set time, there was a meeting, and the angels came to worship in the presence of God, and the spirit came forth to meet them, and there was a voice, saying: Thence could you, our angels, bring burdens of news.</w:t>
+        <w:t xml:space="preserve">At the hour appointed, therefore, all the angels, every one rejoicing, come forth before God together to meet him and worship him at the hour that is set; </w:t>
+      </w:r>
+      <w:r>
+        <w:rPr>
+          <w:rFonts w:ascii="Gentium" w:hAnsi="Gentium" w:cs="Gentium"/>
+        </w:rPr>
+        <w:t>†</w:t>
+      </w:r>
+      <w:r>
+        <w:rPr>
+          <w:rFonts w:ascii="Gentium" w:hAnsi="Gentium" w:cs="Gentium"/>
+        </w:rPr>
+        <w:t xml:space="preserve">and lo, suddenly at the </w:t>
+      </w:r>
+      <w:r>
+        <w:rPr>
+          <w:rFonts w:ascii="Gentium" w:hAnsi="Gentium" w:cs="Gentium"/>
+          <w:i/>
+          <w:iCs/>
+        </w:rPr>
+        <w:t>set</w:t>
+      </w:r>
+      <w:r>
+        <w:rPr>
+          <w:rFonts w:ascii="Gentium" w:hAnsi="Gentium" w:cs="Gentium"/>
+        </w:rPr>
+        <w:t xml:space="preserve"> time, there was a meeting,</w:t>
+      </w:r>
+      <w:r>
+        <w:rPr>
+          <w:rFonts w:ascii="Gentium" w:hAnsi="Gentium" w:cs="Gentium"/>
+        </w:rPr>
+        <w:t>†</w:t>
+      </w:r>
+      <w:r>
+        <w:rPr>
+          <w:rFonts w:ascii="Gentium" w:hAnsi="Gentium" w:cs="Gentium"/>
+        </w:rPr>
+        <w:t xml:space="preserve"> and the angels came to worship in the presence of God, and the spirit came forth to meet them, and there was a voice, saying: Thence could you, our angels, bring burdens of news.</w:t>
       </w:r>
     </w:p>
     <w:p>
@@ -952,7 +1112,31 @@
           <w:rFonts w:ascii="Gentium" w:hAnsi="Gentium" w:cs="Gentium"/>
         </w:rPr>
         <w:lastRenderedPageBreak/>
-        <w:t xml:space="preserve">of men? And the angel answered and said to me: This it is, and these are they that do hurt from morning until evening. And I looked and saw a great cloud of fire spread over the whole world, and said to the angel: What is this, Lord? And he said to me: This is the unrighteousness that is mingled by the princes of sinners </w:t>
+        <w:t xml:space="preserve">of men? And the angel answered and said to me: This it is, and these are they that do hurt from morning until evening. And I looked and saw a great cloud of fire spread over the whole world, and said to the angel: What is this, Lord? And he said to me: This is the unrighteousness that is mingled </w:t>
+      </w:r>
+      <w:r>
+        <w:rPr>
+          <w:rFonts w:ascii="Gentium" w:hAnsi="Gentium" w:cs="Gentium"/>
+        </w:rPr>
+        <w:t>†</w:t>
+      </w:r>
+      <w:r>
+        <w:rPr>
+          <w:rFonts w:ascii="Gentium" w:hAnsi="Gentium" w:cs="Gentium"/>
+        </w:rPr>
+        <w:t>by the princes of sinners</w:t>
+      </w:r>
+      <w:r>
+        <w:rPr>
+          <w:rFonts w:ascii="Gentium" w:hAnsi="Gentium" w:cs="Gentium"/>
+        </w:rPr>
+        <w:t>†</w:t>
+      </w:r>
+      <w:r>
+        <w:rPr>
+          <w:rFonts w:ascii="Gentium" w:hAnsi="Gentium" w:cs="Gentium"/>
+        </w:rPr>
+        <w:t xml:space="preserve"> </w:t>
       </w:r>
       <w:r>
         <w:rPr>
@@ -1020,7 +1204,21 @@
         <w:rPr>
           <w:rFonts w:ascii="Gentium" w:hAnsi="Gentium" w:cs="Gentium"/>
         </w:rPr>
-        <w:t xml:space="preserve">And, when I heard that, I sighed and wept and said to the angel: I would wait for the souls of the righteous and of the sinners, and see in what fashion they depart out of the body. And the angel answered and said to me: Look again upon the earth. And I looked and saw the whole world; and men were as nought and failing utterly; and I looked and saw a certain man about to die; and the angel said to me: He whom you see is righteous. And again, I looked and saw all his works that he had done for the name of God, and all his desires which he remembered and which he remembered not, all of them stood before his face in the hour of necessity. And I saw that the righteous man had grown in righteousness, and found rest and confidence: and before he departed out of the world there stood by him holy angels, and also evil ones; and I saw them all; but the evil ones found no abode in him but the holy ones had power over his soul and ruled it until it went out of the body. And they stirred up the soul, saying: O soul, take knowledge of your body whence you are come out; for, you need to return into the same body at the day of resurrection, to receive that which is promised to all the righteous. They received, therefore, the soul out of the body, and straightaway kissed it as one daily known of them, saying unto it: Be of good courage; for, you have done the will of God while you abode on the earth. And there came to meet it the angel that watched it day by day, and he said to it: Be of good courage, O soul; for, I rejoice in you because you have done the will of God on the earth; for, I told God all your works, how they stood. Likewise, also, the spirit came forth to meet it and said: O soul, fear not, neither be troubled, until you come unto a place that you never knew; but I will be your helper; for, I have found in you a place of refreshment in the time when I dwelt in you, when I was (you were) on the earth. And the spirit [thereof] strengthened it, and the angel thereof took it up and carried it into the heaven. And the angel said </w:t>
+        <w:t xml:space="preserve">And, when I heard that, I sighed and wept and said to the angel: I would wait for the souls of the righteous and of the sinners, and see in what fashion they depart out of the body. And the angel answered and said to me: Look again upon the earth. And I looked and saw the whole world; and men were as nought and failing utterly; and I looked and saw a certain man about to die; and the angel said to me: He whom you see is righteous. And again, I looked and saw all his works that he had done for the name of God, and all his desires which he remembered and which he remembered not, all of them stood before his face in the hour of necessity. And I saw that the righteous man had grown </w:t>
+      </w:r>
+      <w:r>
+        <w:rPr>
+          <w:rFonts w:ascii="Gentium" w:hAnsi="Gentium" w:cs="Gentium"/>
+          <w:i/>
+          <w:iCs/>
+        </w:rPr>
+        <w:t>in righteousness</w:t>
+      </w:r>
+      <w:r>
+        <w:rPr>
+          <w:rFonts w:ascii="Gentium" w:hAnsi="Gentium" w:cs="Gentium"/>
+        </w:rPr>
+        <w:t xml:space="preserve">, and found rest and confidence: and before he departed out of the world there stood by him holy angels, and also evil ones; and I saw them all; but the evil ones found no abode in him but the holy ones had power over his soul and ruled it until it went out of the body. And they stirred up the soul, saying: O soul, take knowledge of your body whence you are come out; for, you need to return into the same body at the day of resurrection, to receive that which is promised to all the righteous. They received, therefore, the soul out of the body, and straightaway kissed it as one daily known of them, saying unto it: Be of good courage; for, you have done the will of God while you abode on the earth. And there came to meet it the angel that watched it day by day, and he said to it: Be of good courage, O soul; for, I rejoice in you because you have done the will of God on the earth; for, I told God all your works, how they stood. Likewise, also, the spirit came forth to meet it and said: O soul, fear not, neither be troubled, until you come unto a place that you never knew; but I will be your helper; for, I have found in you a place of refreshment in the time when I dwelt in you, when I was (you were) on the earth. And the spirit [thereof] strengthened it, and the angel thereof took it up and carried it into the heaven. And the angel said </w:t>
       </w:r>
       <w:r>
         <w:rPr>
@@ -1048,14 +1246,28 @@
         <w:rPr>
           <w:rFonts w:ascii="Gentium" w:hAnsi="Gentium" w:cs="Gentium"/>
         </w:rPr>
-        <w:t xml:space="preserve">And they brought it until it worshiped in the presence of God. And when they (it) had ceased, forthwith Michael and all the host of the angels fell and worshipped the footstool of his feet and his gates, and they said together to the soul: This is the God of all, who made you in his image and likeness. And the angel returned and declared, saying: Lord, remember his works; for, this is the soul whereof I did report the works to you, Lord, doing according to your judgement. And, likewise, the spirit said: I am the spirit of quickening that breathed upon it; for, I had refreshment in it in the time when I dwelt therein, doing according to your judgement. And the voice of God came, saying: Like as this soul has not grieved me neither will I grieve it; for, like as it has had mercy, I also will have mercy. Let it be delivered therefore to Michael the angel of the covenant and let him lead it into the paradise of rejoicing that it becomes fellow heir with all the saints. And, thereafter, </w:t>
+        <w:t xml:space="preserve">And they brought it until it worshiped in the presence of God. And when they (it) had ceased, forthwith Michael and all the host of the angels fell and worshipped the footstool of his feet and his gates, and they said together to the soul: This is the God of all, who made you in his image and likeness. And the angel returned and declared, saying: Lord, remember his works; for, this is the soul whereof I did report the works to you, Lord, doing according to your judgement. And, likewise, the spirit said: I am the spirit of quickening that breathed upon it; for, I had refreshment in it in the time when I dwelt therein, doing according to your judgement. And the voice of God came, saying: Like as this </w:t>
+      </w:r>
+      <w:r>
+        <w:rPr>
+          <w:rFonts w:ascii="Gentium" w:hAnsi="Gentium" w:cs="Gentium"/>
+          <w:i/>
+          <w:iCs/>
+        </w:rPr>
+        <w:t>soul</w:t>
+      </w:r>
+      <w:r>
+        <w:rPr>
+          <w:rFonts w:ascii="Gentium" w:hAnsi="Gentium" w:cs="Gentium"/>
+        </w:rPr>
+        <w:t xml:space="preserve"> has not grieved me neither will I grieve it; for, like as it has had mercy, I also will have mercy. Let it be delivered therefore to Michael the angel of the covenant and let him lead it into the paradise of rejoicing that it becomes fellow heir with all the saints. And, thereafter, I heard the voices of thousands </w:t>
       </w:r>
       <w:r>
         <w:rPr>
           <w:rFonts w:ascii="Gentium" w:hAnsi="Gentium" w:cs="Gentium"/>
         </w:rPr>
         <w:lastRenderedPageBreak/>
-        <w:t>I heard the voices of thousands of thousands of angels and archangels and the cherubim and the twenty-four elders uttering hymns and glorifying the Lord and crying: Righteous are you, O Lord, and just are your judgements, and there is no respect of persons with you, but you reward every man according to your judgement. And the angel answered and said to me: Have you believed and known that whatever every one of you has done, he beholds it at the hour of his necessity? And I said: Yea, Lord.</w:t>
+        <w:t>of thousands of angels and archangels and the cherubim and the twenty-four elders uttering hymns and glorifying the Lord and crying: Righteous are you, O Lord, and just are your judgements, and there is no respect of persons with you, but you reward every man according to your judgement. And the angel answered and said to me: Have you believed and known that whatever every one of you has done, he beholds it at the hour of his necessity? And I said: Yea, Lord.</w:t>
       </w:r>
     </w:p>
     <w:p>
@@ -1191,7 +1403,35 @@
         <w:rPr>
           <w:rFonts w:ascii="Gentium" w:hAnsi="Gentium" w:cs="Gentium"/>
         </w:rPr>
-        <w:t xml:space="preserve">And, when they had brought it forth, the accustomed (guardian) angel went before it and said to it: O miserable soul, I am the angel that cleaved to you and day by day reported to the Lord your evil deeds, whatever you wrought by night or day; and, if it had been in my power I would not have ministered to you even one day; but of this I could do nothing; for, God is merciful and a just judge and he commanded us not to cease ministering to your soul until you should repent; but you have lost the time of repentance. I indeed am become a stranger to you and you to me. Let us go then to the just judge; I will not leave you until I know that, from this day, I am become a stranger unto you. </w:t>
+        <w:t xml:space="preserve">And, when they had brought it forth, the accustomed (guardian) angel went before it and said to it: O miserable soul, I am the angel that cleaved to you and day by day reported to the Lord your evil deeds, whatever you wrought by night or day; and, if it had been in my power I would not have ministered to you even one day; but of this I could do nothing; </w:t>
+      </w:r>
+      <w:r>
+        <w:rPr>
+          <w:rFonts w:ascii="Gentium" w:hAnsi="Gentium" w:cs="Gentium"/>
+          <w:i/>
+          <w:iCs/>
+        </w:rPr>
+        <w:t>for, God</w:t>
+      </w:r>
+      <w:r>
+        <w:rPr>
+          <w:rFonts w:ascii="Gentium" w:hAnsi="Gentium" w:cs="Gentium"/>
+        </w:rPr>
+        <w:t xml:space="preserve"> is merciful and a just judge and he commanded us not to cease ministering to </w:t>
+      </w:r>
+      <w:r>
+        <w:rPr>
+          <w:rFonts w:ascii="Gentium" w:hAnsi="Gentium" w:cs="Gentium"/>
+          <w:i/>
+          <w:iCs/>
+        </w:rPr>
+        <w:t>your</w:t>
+      </w:r>
+      <w:r>
+        <w:rPr>
+          <w:rFonts w:ascii="Gentium" w:hAnsi="Gentium" w:cs="Gentium"/>
+        </w:rPr>
+        <w:t xml:space="preserve"> soul until you should repent; but you have lost the time of repentance. I indeed am become a stranger to you and you to me. Let us go then to the just judge; I will not leave you until I know that, from this day, I am become a stranger unto you. </w:t>
       </w:r>
       <w:r>
         <w:rPr>
@@ -1219,14 +1459,14 @@
         <w:rPr>
           <w:rFonts w:ascii="Gentium" w:hAnsi="Gentium" w:cs="Gentium"/>
         </w:rPr>
-        <w:t xml:space="preserve"> And, after that, I heard voices in the height of the heavens, saying: Present this miserable soul to God, that it may know that there is a God, whom it has despised. When, therefore, it entered into the heaven, all the angels, even thousands of thousands, saw it, and all cried out with one voice saying: Woe to you, miserable soul; for, your works that you did on the earth, what answer will you make to God when you draw near to worship him? The angel that was with it answered and said: Weep with me, my dearly beloved; for, I have found no rest in this soul. And the angels answered him and said: Let this soul be taken </w:t>
+        <w:t xml:space="preserve"> And, after that, I heard voices in the height of the heavens, saying: Present this miserable soul to God, that it may know that there is a God, whom it has despised. When, therefore, it entered into the heaven, all the angels, even thousands of thousands, saw it, and all cried out with one voice saying: Woe to you, miserable soul; for, your works that you did on the earth, what answer will you make to God when you draw near to worship him? The angel that was with it answered and said: Weep with me, my dearly beloved; for, I have found no rest in this soul. And the angels answered him and said: Let this soul be taken away out of our </w:t>
       </w:r>
       <w:r>
         <w:rPr>
           <w:rFonts w:ascii="Gentium" w:hAnsi="Gentium" w:cs="Gentium"/>
         </w:rPr>
         <w:lastRenderedPageBreak/>
-        <w:t xml:space="preserve">away out of our midst; for, since it came in, the stench of it is passed upon us the angels. And, thereafter, it was presented to worship in the presence of God, and the angel showed it the Lord God that made it after his own image and likeness. And its angel ran before it, saying: O Lord God Almighty, I am the angel of this soul, whose works I presented to you day and night, not doing according to your judgement. And, likewise, the spirit said: I am the spirit that dwelt in it ever since it was made, and I know it in itself, and it followed not my will; judge it, Lord, according to your judgement. And the voice of God came to it and said: Where is your fruit that you have yielded, worthy of those good things that you have received? Did I put a distance even of a day between you and the righteous? Did I not make the sun to rise upon you even as upon the righteous? And it was silent, having nothing to answer; and again, the voice came, saying: Just is the judgement of God, and there is no respect of persons with God; for, whoever has done his mercy he will have mercy on him, and whoever has not had mercy, neither shall God have mercy on him. Let him, therefore, be delivered unto the angel Tartaruchus </w:t>
+        <w:t xml:space="preserve">midst; for, since it came in, the stench of it is passed upon us the angels. And, thereafter, it was presented to worship in the presence of God, and the angel showed it the Lord God that made it after his own image and likeness. And its angel ran before it, saying: O Lord God Almighty, I am the angel of this soul, whose works I presented to you day and night, not doing according to your judgement. And, likewise, the spirit said: I am the spirit that dwelt in it ever since it was made, and I know it in itself, and it followed not my will; judge it, Lord, according to your judgement. And the voice of God came to it and said: Where is your fruit that you have yielded, worthy of those good things that you have received? Did I put a distance even of a day between you and the righteous? Did I not make the sun to rise upon you even as upon the righteous? And it was silent, having nothing to answer; and again, the voice came, saying: Just is the judgement of God, and there is no respect of persons with God; for, whoever has done his mercy he will have mercy on him, and whoever has not had mercy, neither shall God have mercy on him. Let him, therefore, be delivered unto the angel Tartaruchus </w:t>
       </w:r>
       <w:r>
         <w:rPr>
@@ -1308,7 +1548,21 @@
         <w:rPr>
           <w:rFonts w:ascii="Gentium" w:hAnsi="Gentium" w:cs="Gentium"/>
         </w:rPr>
-        <w:t xml:space="preserve"> And the Lord God the righteous judge said: I say to you, O angel, I desire not of you the account since it was fifteen years old; but declare its sins of five years before it died and came hither. And again, God the righteous judge said: For, by myself I swear, and by my holy angels and by my power, that if it had repented five years before it died, even for the walk (conversation) of one year, there should be forgetfulness of all the evil that it committed before and it should have pardon and remission of sins; but now let it perish. And the angel of the sinful soul answered and said: Command, Lord, that (such and such an) angel bring forth those (such and such) souls.</w:t>
+        <w:t xml:space="preserve"> And the Lord God the righteous judge said: I say to you, O angel, I desire not of you the account since it was fifteen years old; but declare its sins of five years before it died and came hither. And again, God the righteous judge said: For, by myself I swear, and by my holy angels and by my power, that if it had repented five years before it died, </w:t>
+      </w:r>
+      <w:r>
+        <w:rPr>
+          <w:rFonts w:ascii="Gentium" w:hAnsi="Gentium" w:cs="Gentium"/>
+          <w:i/>
+          <w:iCs/>
+        </w:rPr>
+        <w:t>even</w:t>
+      </w:r>
+      <w:r>
+        <w:rPr>
+          <w:rFonts w:ascii="Gentium" w:hAnsi="Gentium" w:cs="Gentium"/>
+        </w:rPr>
+        <w:t xml:space="preserve"> for the walk (conversation) of one year, there should be forgetfulness of all the evil that it committed before and it should have pardon and remission of sins; but now let it perish. And the angel of the sinful soul answered and said: Command, Lord, that (such and such an) angel bring forth those (such and such) souls.</w:t>
       </w:r>
     </w:p>
     <w:p>
@@ -1417,7 +1671,19 @@
         <w:rPr>
           <w:rFonts w:ascii="Gentium" w:hAnsi="Gentium" w:cs="Gentium"/>
         </w:rPr>
-        <w:t>The angel answered and said to me: Have you perceived all these things? And I said: Yea, Lord. And he said to me: Follow me again, and I will take you and show you the places of the righteous. And I followed the angel and he took me up to the third heaven and set me before the door of a gate; and I looked on it and saw, and the gate was of gold, and there were two pillars of gold full of golden letters; and the angel turned again to me and said: Blessed are you if you enter in by these gates; for, it is not permitted to any to enter save only to those that have kept goodness and pureness of their bodies in all things. And I asked the angel and said: Lord, tell me for what cause are these letters set upon these tables? The angel answered and said to me: These are the names of the righteous that minister to God with their whole heart, which dwell on the earth. And again, I said: Lord, then are their names also their countenance and the likeness of them that serve God is in heaven, and they are known unto the angels; for, they know them that with their whole heart serves God before they depart out of the world.</w:t>
+        <w:t xml:space="preserve">The angel answered and said to me: Have you perceived all these things? And I said: Yea, Lord. And he said to me: Follow me again, and I will take you and show you the places of the righteous. And I followed the angel and he took me up to the third heaven and set me before the door of a gate; and I looked on it and saw, and the gate was of gold, and there were two pillars of gold full of golden letters; and the angel turned again to me and said: Blessed are you if you enter in by these gates; for, it is not permitted to any to enter save only to those that have kept goodness and pureness of their bodies in all things. And I asked the angel and said: Lord, tell me for what cause are these letters set upon these tables? The angel answered and said to me: These are the names of the righteous that minister to God with their whole heart, which dwell on the earth. And again, I said: Lord, then are their names </w:t>
+      </w:r>
+      <w:r>
+        <w:rPr>
+          <w:rFonts w:ascii="Gentium" w:hAnsi="Gentium" w:cs="Gentium"/>
+        </w:rPr>
+        <w:t xml:space="preserve">&lt;written while they are yet on the earth? And he said: Not only are their names written but&gt; </w:t>
+      </w:r>
+      <w:r>
+        <w:rPr>
+          <w:rFonts w:ascii="Gentium" w:hAnsi="Gentium" w:cs="Gentium"/>
+        </w:rPr>
+        <w:t>also their countenance and the likeness of them that serve God is in heaven, and they are known unto the angels; for, they know them that with their whole heart serves God before they depart out of the world.</w:t>
       </w:r>
     </w:p>
     <w:p>
@@ -1485,7 +1751,28 @@
         <w:rPr>
           <w:rFonts w:ascii="Gentium" w:hAnsi="Gentium" w:cs="Gentium"/>
         </w:rPr>
-        <w:t>, why do you weep? And again, sighing and weeping he said: Because we are vexed by men, and they grieve us sorely; for, many are the good things that the Lord has prepared, and great are his promises, but many receive them not. And I asked the angel and said: Who is this, Lord? And he said to me: This is Enoch, the scribe of righteousness. And I entered within that place and, straightaway, I saw Elias, and he came and saluted me with gladness and joy. And, when he had seen me, he turned himself away and wept and said to me: Paul, may you receive the reward of your labour that you have done among mankind. As for me, I have seen great and manifold good things that God has prepared for all the righteous, and great are the promises of God, but the more part receives them not; yea, hardly through much toil does one and another enter into these places.</w:t>
+        <w:t xml:space="preserve">, why do you weep? And again, sighing and weeping he said: Because we are vexed by men, and they grieve us sorely; for, many are the good things that the Lord has prepared, and great are his promises, but many receive them not. And I asked the angel and said: Who is this, Lord? And he said to me: This is Enoch, the scribe of righteousness. And I entered within that place and, straightaway, I saw Elias, and he came and saluted me with gladness and joy. And, when he had seen me, he turned himself away and wept and said to me: Paul, may you receive </w:t>
+      </w:r>
+      <w:r>
+        <w:rPr>
+          <w:rFonts w:ascii="Gentium" w:hAnsi="Gentium" w:cs="Gentium"/>
+          <w:i/>
+          <w:iCs/>
+        </w:rPr>
+        <w:t xml:space="preserve">the reward of </w:t>
+      </w:r>
+      <w:r>
+        <w:rPr>
+          <w:rFonts w:ascii="Gentium" w:hAnsi="Gentium" w:cs="Gentium"/>
+        </w:rPr>
+        <w:t xml:space="preserve">your labour that you have done among mankind. As for me, I have seen great and manifold good things that God has prepared for all the </w:t>
+      </w:r>
+      <w:r>
+        <w:rPr>
+          <w:rFonts w:ascii="Gentium" w:hAnsi="Gentium" w:cs="Gentium"/>
+        </w:rPr>
+        <w:lastRenderedPageBreak/>
+        <w:t>righteous, and great are the promises of God, but the more part receives them not; yea, hardly through much toil does one and another enter into these places.</w:t>
       </w:r>
     </w:p>
     <w:p>
@@ -1523,7 +1810,6 @@
           <w:sz w:val="28"/>
           <w:szCs w:val="28"/>
         </w:rPr>
-        <w:lastRenderedPageBreak/>
         <w:t>Chapter 21</w:t>
       </w:r>
     </w:p>
@@ -1556,15 +1842,75 @@
         <w:rPr>
           <w:rFonts w:ascii="Gentium" w:hAnsi="Gentium" w:cs="Gentium"/>
         </w:rPr>
-        <w:t xml:space="preserve">And he brought me down from the third heaven, and led me into the second heaven, and again he led me to the firmament and, from the firmament, he led me to the gates of heaven. And the beginning of the foundation thereof was upon the river that waters all the earth. And I asked the angel and said: Lord, what is this river of water? And he said unto me: This is the Ocean. And suddenly I came out of heaven and perceived that it is the light of the heaven that shines on all the earth (or all that land). And there the earth (or land) was seven times brighter than silver. And I said: Lord, what is this place? And he said to me: This is the land of promise. Have you not yet heard that which is written? Blessed are the meek; for, they shall inherit the earth. The souls therefore of the righteous when they are gone forth of the body are sent for the time into this place. And I said to the angel: Shall then this land be made manifest after </w:t>
-      </w:r>
-      <w:r>
-        <w:rPr>
-          <w:rFonts w:ascii="Gentium" w:hAnsi="Gentium" w:cs="Gentium"/>
-          <w:i/>
-          <w:iCs/>
-        </w:rPr>
-        <w:t>[lat. before]</w:t>
+        <w:t>And he brought me down from the third heaven, and led me into the second heaven, and again he led me to the firmament and, from the firmament, he led me to the gates of heaven. And the beginning of the foundation thereof was upon the river that waters all the earth. And I asked the angel and said: Lord, what is this river of water? And he said unto me: This is the Ocean. And suddenly I came out of heaven and perceived that it is the light of the heaven that shines on all the earth (</w:t>
+      </w:r>
+      <w:r>
+        <w:rPr>
+          <w:rFonts w:ascii="Gentium" w:hAnsi="Gentium" w:cs="Gentium"/>
+          <w:i/>
+          <w:iCs/>
+        </w:rPr>
+        <w:t>or</w:t>
+      </w:r>
+      <w:r>
+        <w:rPr>
+          <w:rFonts w:ascii="Gentium" w:hAnsi="Gentium" w:cs="Gentium"/>
+        </w:rPr>
+        <w:t xml:space="preserve"> all that land). And there the earth (</w:t>
+      </w:r>
+      <w:r>
+        <w:rPr>
+          <w:rFonts w:ascii="Gentium" w:hAnsi="Gentium" w:cs="Gentium"/>
+          <w:i/>
+          <w:iCs/>
+        </w:rPr>
+        <w:t>or</w:t>
+      </w:r>
+      <w:r>
+        <w:rPr>
+          <w:rFonts w:ascii="Gentium" w:hAnsi="Gentium" w:cs="Gentium"/>
+        </w:rPr>
+        <w:t xml:space="preserve"> land) was seven times brighter than silver. And I said: Lord, what is this place? And he said to me: This is the land of promise. Have you not yet heard that which is written? Blessed are the meek; for, they shall inherit the earth. The souls therefore of the righteous when they are gone forth of the body are sent for the time into this place. And I said to the angel: Shall then this land be made manifest </w:t>
+      </w:r>
+      <w:r>
+        <w:rPr>
+          <w:rFonts w:ascii="Gentium" w:hAnsi="Gentium" w:cs="Gentium"/>
+        </w:rPr>
+        <w:t xml:space="preserve">after </w:t>
+      </w:r>
+      <w:r>
+        <w:rPr>
+          <w:rFonts w:ascii="Gentium" w:hAnsi="Gentium" w:cs="Gentium"/>
+        </w:rPr>
+        <w:t>(</w:t>
+      </w:r>
+      <w:r>
+        <w:rPr>
+          <w:rFonts w:ascii="Gentium" w:hAnsi="Gentium" w:cs="Gentium"/>
+          <w:i/>
+          <w:iCs/>
+        </w:rPr>
+        <w:t>L</w:t>
+      </w:r>
+      <w:r>
+        <w:rPr>
+          <w:rFonts w:ascii="Gentium" w:hAnsi="Gentium" w:cs="Gentium"/>
+          <w:i/>
+          <w:iCs/>
+        </w:rPr>
+        <w:t>at.</w:t>
+      </w:r>
+      <w:r>
+        <w:rPr>
+          <w:rFonts w:ascii="Gentium" w:hAnsi="Gentium" w:cs="Gentium"/>
+        </w:rPr>
+        <w:t xml:space="preserve"> before</w:t>
+      </w:r>
+      <w:r>
+        <w:rPr>
+          <w:rFonts w:ascii="Gentium" w:hAnsi="Gentium" w:cs="Gentium"/>
+        </w:rPr>
+        <w:t>)</w:t>
       </w:r>
       <w:r>
         <w:rPr>
@@ -1638,14 +1984,14 @@
         <w:rPr>
           <w:rFonts w:ascii="Gentium" w:hAnsi="Gentium" w:cs="Gentium"/>
         </w:rPr>
-        <w:t xml:space="preserve">And I said to the angel: Why does every tree bring forth thousands of fruits? The angel answered and said to me: Because the Lord God of his bounty gives his gifts in abundance to the worthy; for, they of their own will afflicted themselves when they were in the world, doing all things for his holy name’s sake. And again, I said to the angel: Lord, are these the only promises that the most holy Lord God promises? And he answered and said to me: No; for, there are greater by seven times than these. But I say to you that, when the righteous are gone forth out of the body and shall see the promises and the good things that God has prepared for them, yet again they shall sigh and cry, saying: Why did we utter a word out of our mouth to provoke our neighbour even for a day? And I asked again and said: Are these the only promises of God? And the angel answered and said to me: These you now see are for them that are married and keep the purity of their marriage, being continent. But to the virgins, and to them that hunger and </w:t>
+        <w:t xml:space="preserve">And I said to the angel: Why does every tree bring forth thousands of fruits? The angel answered and said to me: Because the Lord God of his bounty gives his gifts in abundance to the worthy; for, they of their own will afflicted themselves when they were in the world, doing all things for his holy name’s sake. And again, I said to the angel: Lord, are these the only promises that the most holy Lord God promises? And he answered and said to me: No; for, there are greater by seven times than these. But I say to you that, when the righteous are gone forth out of the body and shall see the promises and the good things that God has prepared for them, yet again they shall sigh and cry, saying: Why did we utter a word out of our mouth to provoke our </w:t>
       </w:r>
       <w:r>
         <w:rPr>
           <w:rFonts w:ascii="Gentium" w:hAnsi="Gentium" w:cs="Gentium"/>
         </w:rPr>
         <w:lastRenderedPageBreak/>
-        <w:t>thirst after righteousness and afflict themselves for the name of the Lord, God will give things seven-fold greater than these, which now I will show you.</w:t>
+        <w:t>neighbour even for a day? And I asked again and said: Are these the only promises of God? And the angel answered and said to me: These you now see are for them that are married and keep the purity of their marriage, being continent. But to the virgins, and to them that hunger and thirst after righteousness and afflict themselves for the name of the Lord, God will give things seven-fold greater than these, which now I will show you.</w:t>
       </w:r>
     </w:p>
     <w:p>
@@ -1797,14 +2143,28 @@
         <w:rPr>
           <w:rFonts w:ascii="Gentium" w:hAnsi="Gentium" w:cs="Gentium"/>
         </w:rPr>
-        <w:t xml:space="preserve">And, when I entered in by the gate, I saw before the doors of the city trees great and high, having no fruits, but leaves only. And I saw a few men scattered about in the midst of the trees, and they mourned sorely when they saw any man enter into the city. And those trees did penance for them, humbling themselves and bowing down, and again raising themselves up. And I beheld it and wept with them, and I asked the angel and said: Lord, who are these that are not permitted to enter into the city of Christ? And he said to me: These are they that did earnestly renounce the world day and night with fasting, but had a heart proud above other men, glorifying and praising themselves, and doing nought for their neighbours. For, some they greeted friendly, but to others they said not even ‘Hail’, and to whom they would they opened, and if they did any small thing for their neighbour they were puffed up. And I said: What then, Lord their pride has prevented them from entering into the city of </w:t>
+        <w:t xml:space="preserve">And, when I entered in by the gate, I saw before the doors of the city trees great and high, having no fruits, but leaves only. And I saw a few men scattered about in the midst of the trees, and they mourned sorely when they saw any man enter into the city. And those trees did penance for them, humbling themselves and bowing down, and again raising themselves up. And I beheld it and wept with them, and I asked the angel and said: Lord, who are these that are not permitted to enter into the city of Christ? And he said to me: These are they that did earnestly renounce </w:t>
+      </w:r>
+      <w:r>
+        <w:rPr>
+          <w:rFonts w:ascii="Gentium" w:hAnsi="Gentium" w:cs="Gentium"/>
+          <w:i/>
+          <w:iCs/>
+        </w:rPr>
+        <w:t>the world</w:t>
+      </w:r>
+      <w:r>
+        <w:rPr>
+          <w:rFonts w:ascii="Gentium" w:hAnsi="Gentium" w:cs="Gentium"/>
+        </w:rPr>
+        <w:t xml:space="preserve"> day and night with fasting, but had a heart proud above other men, glorifying and praising themselves, and doing nought for their </w:t>
       </w:r>
       <w:r>
         <w:rPr>
           <w:rFonts w:ascii="Gentium" w:hAnsi="Gentium" w:cs="Gentium"/>
         </w:rPr>
         <w:lastRenderedPageBreak/>
-        <w:t xml:space="preserve">Christ? And the angel answered and said to me: The root of all evils is pride. Are they better than the Son of God who came unto the Jews in great humility? And I asked him and said: Why is it, then, that the trees humble themselves and are again raised up? And the angel answered and said to me: All the time that these spent upon earth </w:t>
+        <w:t xml:space="preserve">neighbours. For, some they greeted friendly, but to others they said not even ‘Hail’, and to whom they would they opened, and if they did any small thing for their neighbour they were puffed up. And I said: What then, Lord their pride has prevented them from entering into the city of Christ? And the angel answered and said to me: The root of all evils is pride. Are they better than the Son of God who came unto the Jews in great humility? And I asked him and said: Why is it, then, that the trees humble themselves and are again raised up? And the angel answered and said to me: All the time that these spent upon earth </w:t>
       </w:r>
       <w:r>
         <w:rPr>
@@ -2008,7 +2368,28 @@
         <w:rPr>
           <w:rFonts w:ascii="Gentium" w:hAnsi="Gentium" w:cs="Gentium"/>
         </w:rPr>
-        <w:t xml:space="preserve"> And I asked and said: What is this place, Lord? The angel answered and said to me: All they that are entertainers of strangers, when they are departed out of the world first worship the Lord God, and then are delivered to Michael and brought by this path into the city, and all the righteous greet him as a son and brother, and say to him: Because you have kept kindliness and the entertainment of strangers, come and have an inheritance in the city of our Lord God. Every one of the righteous shall receive the good things of God in the city according to his deeds.</w:t>
+        <w:t xml:space="preserve"> And I asked and said: What is this place, Lord? The angel answered and said to me: All they that are entertainers of strangers, when they are departed out of the world first worship the Lord God, and </w:t>
+      </w:r>
+      <w:r>
+        <w:rPr>
+          <w:rFonts w:ascii="Gentium" w:hAnsi="Gentium" w:cs="Gentium"/>
+          <w:i/>
+          <w:iCs/>
+        </w:rPr>
+        <w:t>then</w:t>
+      </w:r>
+      <w:r>
+        <w:rPr>
+          <w:rFonts w:ascii="Gentium" w:hAnsi="Gentium" w:cs="Gentium"/>
+        </w:rPr>
+        <w:t xml:space="preserve"> are delivered to Michael and brought by this path into the city, and all the righteous greet him as a son and brother, and say to him: </w:t>
+      </w:r>
+      <w:r>
+        <w:rPr>
+          <w:rFonts w:ascii="Gentium" w:hAnsi="Gentium" w:cs="Gentium"/>
+        </w:rPr>
+        <w:lastRenderedPageBreak/>
+        <w:t>Because you have kept kindliness and the entertainment of strangers, come and have an inheritance in the city of our Lord God. Every one of the righteous shall receive the good things of God in the city according to his deeds.</w:t>
       </w:r>
     </w:p>
     <w:p>
@@ -2046,7 +2427,6 @@
           <w:sz w:val="28"/>
           <w:szCs w:val="28"/>
         </w:rPr>
-        <w:lastRenderedPageBreak/>
         <w:t>Chapter 28</w:t>
       </w:r>
     </w:p>
@@ -2147,23 +2527,58 @@
         <w:rPr>
           <w:rFonts w:ascii="Gentium" w:hAnsi="Gentium" w:cs="Gentium"/>
         </w:rPr>
-        <w:t>And I turned myself and saw golden thrones set at the several gates, and upon them men having golden crowns and jewels; and I looked and saw within among the twelve men, thrones set in another order (row, fashion), which appeared of much glory so that no man is able to declare the praise of them. And I asked the angel and said: Lord, who is upon the throne? And the angel answered and said to me: These are the thrones of them that had goodness and understanding of heart and yet made themselves foolish for the Lord God’s sake, knowing neither the Scriptures nor many psalms, but keeping in mind one chapter of the precepts of God they performed it with great diligence, and had a right intent before the Lord God; and for these great wonder shall take hold upon all the saints before the Lord God, who shall speak one with another, saying: Stay and behold the unlearned that know nothing [more], how they have earned such and so fair raiment and so great glory because of their innocence.</w:t>
-      </w:r>
-    </w:p>
-    <w:p>
-      <w:pPr>
-        <w:pStyle w:val="NormalWeb"/>
-        <w:spacing w:before="120" w:beforeAutospacing="0" w:afterAutospacing="0"/>
-        <w:jc w:val="both"/>
-        <w:rPr>
-          <w:rFonts w:ascii="Gentium" w:hAnsi="Gentium" w:cs="Gentium"/>
-        </w:rPr>
-      </w:pPr>
-      <w:r>
-        <w:rPr>
-          <w:rFonts w:ascii="Gentium" w:hAnsi="Gentium" w:cs="Gentium"/>
-        </w:rPr>
-        <w:t>And I saw in the midst of the city an altar exceedingly high. And there was one standing by the altar whose visage shone like the sun, and he held in his hands a psaltery and a harp and sang praises, saying: Alleluia. And his voice filled all the city. And when all that were upon the towers and the gates heard him, they answered: Alleluia, so that the foundations of the city were shaken. And I asked the angel and said: Who is this, Lord, that is of so great might? And the angel said to me: This is David. This is the city of Jerusalem; and when Christ the king of eternity shall come in the fullness (confidence, freedom) of his kingdom, he shall again go before him to sing praises, and all the righteous together shall sing praises, answering: Alleluia. And I said: Lord, how is it that David only above the rest of the saints makes (made) the beginning of singing praises? And the angel answered and said to me: When (or, because) Christ the Son of God sits on the right hand of his Father, this David shall sing praises before him in the seventh heaven; and as it is done in the heavens, so likewise is it below; for, without David it is not lawful to offer a sacrifice to God; but it must be that David sings praises at the hour of the offering of the body and blood of Christ: as it is performed in heaven, so also is it on earth.</w:t>
+        <w:t xml:space="preserve">And I turned myself and saw golden thrones set at the several gates, and upon them men having golden crowns and jewels; and I looked and saw within among the twelve men, thrones set in another order (row, fashion), which appeared of much glory so that no man is able to declare the praise of them. And I asked the angel and said: Lord, who is upon the throne? And the angel answered and said to me: These are the thrones of them that had goodness and understanding of heart and </w:t>
+      </w:r>
+      <w:r>
+        <w:rPr>
+          <w:rFonts w:ascii="Gentium" w:hAnsi="Gentium" w:cs="Gentium"/>
+          <w:i/>
+          <w:iCs/>
+        </w:rPr>
+        <w:t>yet</w:t>
+      </w:r>
+      <w:r>
+        <w:rPr>
+          <w:rFonts w:ascii="Gentium" w:hAnsi="Gentium" w:cs="Gentium"/>
+        </w:rPr>
+        <w:t xml:space="preserve"> made themselves foolish for the Lord God’s sake, knowing neither the Scriptures nor many psalms, but keeping in mind one chapter of the precepts of God they performed it with great diligence, and had a right intent before the Lord God; and for these great wonder shall take hold upon all the saints before the Lord God, who shall speak one with another, saying: Stay and behold the unlearned that know nothing [more], how they have earned such and so fair raiment and so great glory because of their innocence.</w:t>
+      </w:r>
+    </w:p>
+    <w:p>
+      <w:pPr>
+        <w:pStyle w:val="NormalWeb"/>
+        <w:spacing w:before="120" w:beforeAutospacing="0" w:afterAutospacing="0"/>
+        <w:jc w:val="both"/>
+        <w:rPr>
+          <w:rFonts w:ascii="Gentium" w:hAnsi="Gentium" w:cs="Gentium"/>
+        </w:rPr>
+      </w:pPr>
+      <w:r>
+        <w:rPr>
+          <w:rFonts w:ascii="Gentium" w:hAnsi="Gentium" w:cs="Gentium"/>
+        </w:rPr>
+        <w:t>And I saw in the midst of the city an altar exceedingly high. And there was one standing by the altar whose visage shone like the sun, and he held in his hands a psaltery and a harp and sang praises, saying: Alleluia. And his voice filled all the city. And when all that were upon the towers and the gates heard him, they answered: Alleluia, so that the foundations of the city were shaken. And I asked the angel and said: Who is this, Lord, that is of so great might? And the angel said to me: This is David. This is the city of Jerusalem; and when Christ the king of eternity shall come in the fullness (confidence, freedom) of his kingdom, he shall again go before him to sing praises, and all the righteous together shall sing praises, answering: Alleluia. And I said: Lord, how is it that David only above the rest of the saints makes (made) the beginning of singing praises? And the angel answered and said to me: When (</w:t>
+      </w:r>
+      <w:r>
+        <w:rPr>
+          <w:rFonts w:ascii="Gentium" w:hAnsi="Gentium" w:cs="Gentium"/>
+          <w:i/>
+          <w:iCs/>
+        </w:rPr>
+        <w:t>or,</w:t>
+      </w:r>
+      <w:r>
+        <w:rPr>
+          <w:rFonts w:ascii="Gentium" w:hAnsi="Gentium" w:cs="Gentium"/>
+        </w:rPr>
+        <w:t xml:space="preserve"> because) Christ the Son of God sits on the right hand of his Father, this David shall sing praises before him in the seventh heaven; and as it is done in the heavens, so likewise is it below; for, without David it is not lawful to offer a sacrifice </w:t>
+      </w:r>
+      <w:r>
+        <w:rPr>
+          <w:rFonts w:ascii="Gentium" w:hAnsi="Gentium" w:cs="Gentium"/>
+        </w:rPr>
+        <w:lastRenderedPageBreak/>
+        <w:t>to God; but it must be that David sings praises at the hour of the offering of the body and blood of Christ: as it is performed in heaven, so also is it on earth.</w:t>
       </w:r>
     </w:p>
     <w:p>
@@ -2201,7 +2616,6 @@
           <w:sz w:val="28"/>
           <w:szCs w:val="28"/>
         </w:rPr>
-        <w:lastRenderedPageBreak/>
         <w:t>Chapter 30</w:t>
       </w:r>
     </w:p>
@@ -2507,7 +2921,21 @@
         <w:rPr>
           <w:rFonts w:ascii="Gentium" w:hAnsi="Gentium" w:cs="Gentium"/>
         </w:rPr>
-        <w:t>And, when he had ceased speaking to me, he led me out of the city through the midst of the trees and back from the place of the land of good things (or, men) and set me at the river of milk and honey; and, after that, he led me to the ocean that bears the foundations of the heaven.</w:t>
+        <w:t>And, when he had ceased speaking to me, he led me out of the city through the midst of the trees and back from the place of the land of good things (</w:t>
+      </w:r>
+      <w:r>
+        <w:rPr>
+          <w:rFonts w:ascii="Gentium" w:hAnsi="Gentium" w:cs="Gentium"/>
+          <w:i/>
+          <w:iCs/>
+        </w:rPr>
+        <w:t>or,</w:t>
+      </w:r>
+      <w:r>
+        <w:rPr>
+          <w:rFonts w:ascii="Gentium" w:hAnsi="Gentium" w:cs="Gentium"/>
+        </w:rPr>
+        <w:t xml:space="preserve"> men) and set me at the river of milk and honey; and, after that, he led me to the ocean that bears the foundations of the heaven.</w:t>
       </w:r>
     </w:p>
     <w:p>
@@ -2577,6 +3005,7 @@
           <w:sz w:val="28"/>
           <w:szCs w:val="28"/>
         </w:rPr>
+        <w:lastRenderedPageBreak/>
         <w:t>Chapter 32</w:t>
       </w:r>
     </w:p>
@@ -2593,14 +3022,21 @@
         <w:rPr>
           <w:rFonts w:ascii="Gentium" w:hAnsi="Gentium" w:cs="Gentium"/>
         </w:rPr>
-        <w:t xml:space="preserve">And I saw on the north side a place of sundry and diverse torments, full of men and women, and a river of fire flowed down upon them. And I beheld and saw pits exceedingly deep, and in them many souls together, and the depth of that place was as it were three thousand cubits; and I </w:t>
-      </w:r>
-      <w:r>
-        <w:rPr>
-          <w:rFonts w:ascii="Gentium" w:hAnsi="Gentium" w:cs="Gentium"/>
-        </w:rPr>
-        <w:lastRenderedPageBreak/>
-        <w:t>saw them groaning and weeping and saying: Have mercy on us, Lord. And no man had mercy on them. And I asked the angel and said: Who are these, Lord? And the angel answered and said to me: These are they that trusted not in the Lord that they could have him for their helper. And I inquired and said: Lord, if these souls continue thus, thirty or forty generations being cast one upon another, if (unless) they be cast down yet deeper, I know the pits would not contain them. And he said to me: The abyss has no measure; for, beneath it there follows also that which is beneath; and so it is that, if a strong man took a stone and cast it into an exceedingly deep well and after many hours (long time) it reaches the earth, so also is the abyss. For, when the souls are cast therein, hardly after five hundred years do they come at the bottom.</w:t>
+        <w:t xml:space="preserve">And I saw on the north side a place of sundry and diverse torments, full of men and women, and a river of fire flowed down upon them. And I beheld and saw pits exceedingly deep, and in them many souls together, and the depth of that place was as it were three thousand cubits; and I saw them groaning and weeping and saying: Have mercy on us, Lord. And no man had mercy on them. And I asked the angel and said: Who are these, Lord? And the angel answered and said to me: These are they that trusted not in the Lord that they could have him for their helper. And I inquired and said: Lord, if these souls continue thus, thirty or forty generations </w:t>
+      </w:r>
+      <w:r>
+        <w:rPr>
+          <w:rFonts w:ascii="Gentium" w:hAnsi="Gentium" w:cs="Gentium"/>
+          <w:i/>
+          <w:iCs/>
+        </w:rPr>
+        <w:t>being cast</w:t>
+      </w:r>
+      <w:r>
+        <w:rPr>
+          <w:rFonts w:ascii="Gentium" w:hAnsi="Gentium" w:cs="Gentium"/>
+        </w:rPr>
+        <w:t xml:space="preserve"> one upon another, if (unless) they be cast down yet deeper, I know the pits would not contain them. And he said to me: The abyss has no measure; for, beneath it there follows also that which is beneath; and so it is that, if a strong man took a stone and cast it into an exceedingly deep well and after many hours (long time) it reaches the earth, so also is the abyss. For, when the souls are cast therein, hardly after five hundred years do they come at the bottom.</w:t>
       </w:r>
     </w:p>
     <w:p>
@@ -2708,15 +3144,69 @@
         <w:rPr>
           <w:rFonts w:ascii="Gentium" w:hAnsi="Gentium" w:cs="Gentium"/>
         </w:rPr>
-        <w:t xml:space="preserve">Yet again, I looked on the river of fire, and I saw there a man caught by the throat </w:t>
-      </w:r>
-      <w:r>
-        <w:rPr>
-          <w:rFonts w:ascii="Gentium" w:hAnsi="Gentium" w:cs="Gentium"/>
-          <w:i/>
-          <w:iCs/>
-        </w:rPr>
-        <w:t>[Copt. an old man who was being dragged along, and they immersed him up to the knees. And the angel Aftemeloukhos came with a great fork of fire, &amp;c. Syr. similar. Some sentences are lost in Lat.]</w:t>
+        <w:t xml:space="preserve">Yet again, I looked on the river of fire, and I saw there a man caught </w:t>
+      </w:r>
+      <w:r>
+        <w:rPr>
+          <w:rFonts w:ascii="Gentium" w:hAnsi="Gentium" w:cs="Gentium"/>
+          <w:i/>
+          <w:iCs/>
+        </w:rPr>
+        <w:t>by the throat</w:t>
+      </w:r>
+      <w:r>
+        <w:rPr>
+          <w:rFonts w:ascii="Gentium" w:hAnsi="Gentium" w:cs="Gentium"/>
+        </w:rPr>
+        <w:t xml:space="preserve"> </w:t>
+      </w:r>
+      <w:r>
+        <w:rPr>
+          <w:rFonts w:ascii="Gentium" w:hAnsi="Gentium" w:cs="Gentium"/>
+        </w:rPr>
+        <w:t>(</w:t>
+      </w:r>
+      <w:r>
+        <w:rPr>
+          <w:rFonts w:ascii="Gentium" w:hAnsi="Gentium" w:cs="Gentium"/>
+          <w:i/>
+          <w:iCs/>
+        </w:rPr>
+        <w:t>Copt.</w:t>
+      </w:r>
+      <w:r>
+        <w:rPr>
+          <w:rFonts w:ascii="Gentium" w:hAnsi="Gentium" w:cs="Gentium"/>
+        </w:rPr>
+        <w:t xml:space="preserve"> an old man who was being dragged along, and they immersed him up to the knees. And the angel Aftemeloukhos came with a great fork of fire, &amp;c. </w:t>
+      </w:r>
+      <w:r>
+        <w:rPr>
+          <w:rFonts w:ascii="Gentium" w:hAnsi="Gentium" w:cs="Gentium"/>
+          <w:i/>
+          <w:iCs/>
+        </w:rPr>
+        <w:t>Syr.</w:t>
+      </w:r>
+      <w:r>
+        <w:rPr>
+          <w:rFonts w:ascii="Gentium" w:hAnsi="Gentium" w:cs="Gentium"/>
+        </w:rPr>
+        <w:t xml:space="preserve"> similar. Some sentences are lost in </w:t>
+      </w:r>
+      <w:r>
+        <w:rPr>
+          <w:rFonts w:ascii="Gentium" w:hAnsi="Gentium" w:cs="Gentium"/>
+          <w:i/>
+          <w:iCs/>
+        </w:rPr>
+        <w:t>Lat.</w:t>
+      </w:r>
+      <w:r>
+        <w:rPr>
+          <w:rFonts w:ascii="Gentium" w:hAnsi="Gentium" w:cs="Gentium"/>
+        </w:rPr>
+        <w:t>)</w:t>
       </w:r>
       <w:r>
         <w:rPr>
@@ -2814,6 +3304,7 @@
           <w:sz w:val="28"/>
           <w:szCs w:val="28"/>
         </w:rPr>
+        <w:lastRenderedPageBreak/>
         <w:t>Chapter 36</w:t>
       </w:r>
     </w:p>
@@ -2846,7 +3337,6 @@
         <w:rPr>
           <w:rFonts w:ascii="Gentium" w:hAnsi="Gentium" w:cs="Gentium"/>
         </w:rPr>
-        <w:lastRenderedPageBreak/>
         <w:t>And I looked and saw beside him another man whom they brought with haste and cast him into the river of fire, and he was there up to the knees; and the angel that was over the torments came, having a great razor, red-hot, and therewith he cut the lips of that man and the tongue likewise. And I sighed and wept and asked: Who is this man, Lord? And he said to me: This that you see was a reader and read to the people; but he kept not the commandments of God; now also he pays his own penalty.</w:t>
       </w:r>
     </w:p>
@@ -2971,15 +3461,39 @@
         <w:rPr>
           <w:rFonts w:ascii="Gentium" w:hAnsi="Gentium" w:cs="Gentium"/>
         </w:rPr>
-        <w:t xml:space="preserve">And I looked in and saw another pool </w:t>
-      </w:r>
-      <w:r>
-        <w:rPr>
-          <w:rFonts w:ascii="Gentium" w:hAnsi="Gentium" w:cs="Gentium"/>
-          <w:i/>
-          <w:iCs/>
-        </w:rPr>
-        <w:t>[Lat. old man!]</w:t>
+        <w:t xml:space="preserve">And I looked in and saw another </w:t>
+      </w:r>
+      <w:r>
+        <w:rPr>
+          <w:rFonts w:ascii="Gentium" w:hAnsi="Gentium" w:cs="Gentium"/>
+        </w:rPr>
+        <w:t xml:space="preserve">pool </w:t>
+      </w:r>
+      <w:r>
+        <w:rPr>
+          <w:rFonts w:ascii="Gentium" w:hAnsi="Gentium" w:cs="Gentium"/>
+        </w:rPr>
+        <w:t>(</w:t>
+      </w:r>
+      <w:r>
+        <w:rPr>
+          <w:rFonts w:ascii="Gentium" w:hAnsi="Gentium" w:cs="Gentium"/>
+          <w:i/>
+          <w:iCs/>
+        </w:rPr>
+        <w:t>Lat.</w:t>
+      </w:r>
+      <w:r>
+        <w:rPr>
+          <w:rFonts w:ascii="Gentium" w:hAnsi="Gentium" w:cs="Gentium"/>
+        </w:rPr>
+        <w:t xml:space="preserve"> old man!</w:t>
+      </w:r>
+      <w:r>
+        <w:rPr>
+          <w:rFonts w:ascii="Gentium" w:hAnsi="Gentium" w:cs="Gentium"/>
+        </w:rPr>
+        <w:t>)</w:t>
       </w:r>
       <w:r>
         <w:rPr>
@@ -3039,6 +3553,7 @@
           <w:sz w:val="28"/>
           <w:szCs w:val="28"/>
         </w:rPr>
+        <w:lastRenderedPageBreak/>
         <w:t>Chapter 39</w:t>
       </w:r>
     </w:p>
@@ -3071,23 +3586,36 @@
         <w:rPr>
           <w:rFonts w:ascii="Gentium" w:hAnsi="Gentium" w:cs="Gentium"/>
         </w:rPr>
-        <w:t>And again, I beheld there men and women with their hands and feet cut off and naked, in a place of ice and snow, and worms devoured them. And, when I saw it, I wept and asked: Who are these, Lord? And he said to me: These are they that injured the fatherless and widows and the poor and trusted not in the Lord; therefore, without ceasing, they pay the due penalty.</w:t>
-      </w:r>
-    </w:p>
-    <w:p>
-      <w:pPr>
-        <w:pStyle w:val="NormalWeb"/>
-        <w:spacing w:before="120" w:beforeAutospacing="0" w:afterAutospacing="0"/>
-        <w:jc w:val="both"/>
-        <w:rPr>
-          <w:rFonts w:ascii="Gentium" w:hAnsi="Gentium" w:cs="Gentium"/>
-        </w:rPr>
-      </w:pPr>
-      <w:r>
-        <w:rPr>
-          <w:rFonts w:ascii="Gentium" w:hAnsi="Gentium" w:cs="Gentium"/>
-        </w:rPr>
-        <w:lastRenderedPageBreak/>
+        <w:t xml:space="preserve">And again, I beheld there men and women with their hands and feet cut </w:t>
+      </w:r>
+      <w:r>
+        <w:rPr>
+          <w:rFonts w:ascii="Gentium" w:hAnsi="Gentium" w:cs="Gentium"/>
+          <w:i/>
+          <w:iCs/>
+        </w:rPr>
+        <w:t>off</w:t>
+      </w:r>
+      <w:r>
+        <w:rPr>
+          <w:rFonts w:ascii="Gentium" w:hAnsi="Gentium" w:cs="Gentium"/>
+        </w:rPr>
+        <w:t xml:space="preserve"> and naked, in a place of ice and snow, and worms devoured them. And, when I saw it, I wept and asked: Who are these, Lord? And he said to me: These are they that injured the fatherless and widows and the poor and trusted not in the Lord; therefore, without ceasing, they pay the due penalty.</w:t>
+      </w:r>
+    </w:p>
+    <w:p>
+      <w:pPr>
+        <w:pStyle w:val="NormalWeb"/>
+        <w:spacing w:before="120" w:beforeAutospacing="0" w:afterAutospacing="0"/>
+        <w:jc w:val="both"/>
+        <w:rPr>
+          <w:rFonts w:ascii="Gentium" w:hAnsi="Gentium" w:cs="Gentium"/>
+        </w:rPr>
+      </w:pPr>
+      <w:r>
+        <w:rPr>
+          <w:rFonts w:ascii="Gentium" w:hAnsi="Gentium" w:cs="Gentium"/>
+        </w:rPr>
         <w:t>And I looked and saw others hanging over a channel of water, and their tongues were exceedingly dry, and many fruits were set in their sight, and they were not suffered to take of them. And I asked: Who are these, Lord? And he said to me: These are they that broke the fast before the time appointed; therefore, without ceasing, do they pay this penalty.</w:t>
       </w:r>
     </w:p>
@@ -3206,7 +3734,14 @@
         <w:rPr>
           <w:rFonts w:ascii="Gentium" w:hAnsi="Gentium" w:cs="Gentium"/>
         </w:rPr>
-        <w:t>laying most fierce torments on them and saying: Acknowledge the Son of God. For, it was told you before but, when the scriptures of God were read to you, you paid no heed: therefore, the judgement of God is just; for, your evil doings have taken hold of you and brought you into these torments. But I sighed and wept, and I inquired and said: Who are these men and women that are strangled in the fire and pay the penalty? And he answered me: These are the women that defiled the creation of God when they brought forth children from the womb, and these are the men that lay with them. But their children appealed to the Lord God and to the angels that are over the torments, saying: Avenge us of our parents; for, they have defiled the creation of God. Having the name of God, but not observing his commandments, they gave us for food unto dogs and to be trampled on by swine, and others they cast into the river [</w:t>
+        <w:t xml:space="preserve">laying most fierce torments on them and saying: Acknowledge the Son of God. For, it was told you before but, when the scriptures of God were read to you, you paid no heed: therefore, the judgement of God is just; for, your evil doings have taken hold of you and brought you into these torments. But I sighed and wept, and I inquired and said: Who are these men and women that are strangled in the fire and pay the penalty? And he answered me: These are the women that defiled the creation of God when they brought forth children from the womb, and these are the men that lay with them. But their children appealed to the Lord God and to the angels that are over the torments, saying: Avenge us of our parents; for, they have defiled the creation of God. Having the name of God, but not observing his commandments, they gave us for food unto dogs and to be trampled on by swine, and others they cast into the </w:t>
+      </w:r>
+      <w:r>
+        <w:rPr>
+          <w:rFonts w:ascii="Gentium" w:hAnsi="Gentium" w:cs="Gentium"/>
+        </w:rPr>
+        <w:lastRenderedPageBreak/>
+        <w:t>river [</w:t>
       </w:r>
       <w:r>
         <w:rPr>
@@ -3264,14 +3799,7 @@
         <w:rPr>
           <w:rFonts w:ascii="Gentium" w:hAnsi="Gentium" w:cs="Gentium"/>
         </w:rPr>
-        <w:t xml:space="preserve">, wearing our garb, but the snares of the world made them to be miserable; they showed no charity and had no pity upon the widows and fatherless; the stranger and pilgrim they did not take in, neither offered one oblation nor had pity on their neighbour; and their prayer went not up even one day pure unto the Lord God; but the many snares of the world held </w:t>
-      </w:r>
-      <w:r>
-        <w:rPr>
-          <w:rFonts w:ascii="Gentium" w:hAnsi="Gentium" w:cs="Gentium"/>
-        </w:rPr>
-        <w:lastRenderedPageBreak/>
-        <w:t xml:space="preserve">them back, and they were not able to do right in the sight of God. And the angels carried </w:t>
+        <w:t xml:space="preserve">, wearing our garb, but the snares of the world made them to be miserable; they showed no charity and had no pity upon the widows and fatherless; the stranger and pilgrim they did not take in, neither offered one oblation nor had pity on their neighbour; and their prayer went not up even one day pure unto the Lord God; but the many snares of the world held them back, and they were not able to do right in the sight of God. And the angels carried </w:t>
       </w:r>
       <w:r>
         <w:rPr>
@@ -3285,7 +3813,21 @@
         <w:rPr>
           <w:rFonts w:ascii="Gentium" w:hAnsi="Gentium" w:cs="Gentium"/>
         </w:rPr>
-        <w:t xml:space="preserve"> them about into the place of torments; and they that were in torments saw them and said to them: We indeed, when we lived in the world, neglected God, and you did so likewise. And we when we were in the world knew that we were sinners, but of you it was said: These are righteous and servants of God; now we know that you were only called by the name of the Lord. Therefore, they also pay the due penalty.</w:t>
+        <w:t xml:space="preserve"> them about into the place of torments; and they that were in torments saw them and said to them: We indeed, when we lived in the world, neglected God, and you did so likewise. And we when we were in the world knew that we were sinners, but of you it was said: These are righteous and servants of God; now we know that you were </w:t>
+      </w:r>
+      <w:r>
+        <w:rPr>
+          <w:rFonts w:ascii="Gentium" w:hAnsi="Gentium" w:cs="Gentium"/>
+          <w:i/>
+          <w:iCs/>
+        </w:rPr>
+        <w:t>only</w:t>
+      </w:r>
+      <w:r>
+        <w:rPr>
+          <w:rFonts w:ascii="Gentium" w:hAnsi="Gentium" w:cs="Gentium"/>
+        </w:rPr>
+        <w:t xml:space="preserve"> called by the name of the Lord. Therefore, they also pay the due penalty.</w:t>
       </w:r>
     </w:p>
     <w:p>
@@ -3369,7 +3911,21 @@
         <w:rPr>
           <w:rFonts w:ascii="Gentium" w:hAnsi="Gentium" w:cs="Gentium"/>
         </w:rPr>
-        <w:t xml:space="preserve"> and set me over a well, and I found it sealed with seven seals. And the angel that was with me answered and said to the angel of that place: Open the mouth of the well, that Paul the dearly beloved of God may behold; for, power has been given to him to see all the torments of hell. And the angel said to me: Stand afar off, that you may be able to endure the stench of this place. When, therefore, the well was opened, straightaway there arose out of it a stench hard and evil exceedingly, which surpassed all the torments; and I looked into the well and saw masses (lumps) of fire burning on every side, and anguish, and there were straits in the mouth of the pit so as to take but one man in. And the angel answered and said to me: If any is cast into the well of the abyss and it is sealed over him, there shall never be remembrance made of him in the presence of the Father and the Son and the Holy Ghost or of the holy angels. And I said: Who are they, Lord, that are cast into this well? And he said to me: They are whoever confesses not that Christ is come in the flesh and that the Virgin Mary bore him and whoever says of the bread and the cup of blessing of the Eucharist that it is not the body and blood of Christ.</w:t>
+        <w:t xml:space="preserve"> and set me over a well, and I found it sealed with seven seals. And the angel that was with me answered and said to the angel of that place: Open the mouth of the well, that Paul the dearly beloved of God may behold; for, power has been given to him to see all the torments of hell. And the angel said to me: Stand afar off, that you may be able to endure the stench of this place. When, therefore, the well was opened, straightaway there arose out of it a stench hard and evil exceedingly, which surpassed all the torments; and I looked into the well and saw masses (lumps) of fire burning on every side, and anguish, and there were straits in the mouth of the pit so as to take but one man in. And the angel answered and said to me: If any is cast into the well of the abyss and it is sealed over him, there shall never be remembrance made of him in the presence of the Father and the Son and the Holy Ghost or of the holy angels. And I said: Who are they, Lord, that are cast into this well? And he said to me: They are whoever confesses not that Christ is come in the flesh and that the Virgin Mary bore him and whoever </w:t>
+      </w:r>
+      <w:r>
+        <w:rPr>
+          <w:rFonts w:ascii="Gentium" w:hAnsi="Gentium" w:cs="Gentium"/>
+          <w:i/>
+          <w:iCs/>
+        </w:rPr>
+        <w:t>says</w:t>
+      </w:r>
+      <w:r>
+        <w:rPr>
+          <w:rFonts w:ascii="Gentium" w:hAnsi="Gentium" w:cs="Gentium"/>
+        </w:rPr>
+        <w:t xml:space="preserve"> of the bread and the cup of blessing of the Eucharist that it is not the body and blood of Christ.</w:t>
       </w:r>
     </w:p>
     <w:p>
@@ -3407,6 +3963,7 @@
           <w:sz w:val="28"/>
           <w:szCs w:val="28"/>
         </w:rPr>
+        <w:lastRenderedPageBreak/>
         <w:t>Chapter 42</w:t>
       </w:r>
     </w:p>
@@ -3491,7 +4048,6 @@
           <w:sz w:val="28"/>
           <w:szCs w:val="28"/>
         </w:rPr>
-        <w:lastRenderedPageBreak/>
         <w:t>Chapter 43</w:t>
       </w:r>
     </w:p>
@@ -3562,28 +4118,42 @@
         <w:rPr>
           <w:rFonts w:ascii="Gentium" w:hAnsi="Gentium" w:cs="Gentium"/>
         </w:rPr>
-        <w:t>I beheld and saw the heaven shake like a tree that is moved by the wind; and suddenly they cast themselves down on their faces before the throne; and I saw the twenty-four elders and the four beasts worshipping God; and I saw the altar and the veil and the throne, and all of them were rejoicing, and the smoke of a sweet odour rose up beside the altar of the throne of God; and I heard a voice saying: For what cause do you entreat me, our angels, and our ministers. And they cried out, saying: We entreat you, beholding your great goodness to mankind. And there</w:t>
+        <w:t xml:space="preserve">I beheld and saw the heaven shake like a tree that is moved by the wind; and suddenly they cast themselves down on their faces before the throne; and I saw the twenty-four elders and the four beasts worshipping God; and I saw the altar and the veil and the throne, and all of them </w:t>
+      </w:r>
+      <w:r>
+        <w:rPr>
+          <w:rFonts w:ascii="Gentium" w:hAnsi="Gentium" w:cs="Gentium"/>
+        </w:rPr>
+        <w:lastRenderedPageBreak/>
+        <w:t>were rejoicing, and the smoke of a sweet odour rose up beside the altar of the throne of God; and I heard a voice saying: For what cause do you entreat me, our angels, and our ministers. And they cried out, saying: We entreat you, beholding your great goodness to mankind. And there</w:t>
       </w:r>
       <w:r>
         <w:rPr>
           <w:rFonts w:ascii="Gentium" w:hAnsi="Gentium" w:cs="Gentium"/>
         </w:rPr>
         <w:softHyphen/>
-        <w:t>after, I saw the Son of God coming down out of heaven, and on his head was a crown. And when they that were in torments saw him they all cried out with one voice, saying: Have mercy upon us, O exalted Son of God (or, Son of God Most High); you are he that have granted refreshment to all that are in heaven and earth; have mercy on us likewise; for, since we beheld you we have been refreshed. And there went forth a voice from the Son of God throughout all the torments, saying: What good works have you done that you should ask of me refreshment? My blood was shed for you, and not even so did you repent; for your sake, I bore a crown of thorns on my head; for you, I received buffets on my cheeks and not even so did you repent. I asked for water when I hanged on the cross and they gave me vinegar mingled with gall; with a spear they opened my right side; for my name’s sake have they slain my servants the prophets, and the righteous; and for all these things I gave you a place of repent</w:t>
+        <w:t xml:space="preserve">after, I saw the Son of God coming down out of heaven, and on his head was a crown. And when they that were in torments saw him they all cried out with one voice, saying: Have mercy upon us, O exalted Son of God (or, Son of God Most High); you are he that have granted refreshment to all that are in heaven and earth; have mercy on us likewise; for, since we beheld you we have been refreshed. And there went forth a voice from the Son of God throughout all the torments, saying: What </w:t>
+      </w:r>
+      <w:r>
+        <w:rPr>
+          <w:rFonts w:ascii="Gentium" w:hAnsi="Gentium" w:cs="Gentium"/>
+          <w:i/>
+          <w:iCs/>
+        </w:rPr>
+        <w:t>good</w:t>
+      </w:r>
+      <w:r>
+        <w:rPr>
+          <w:rFonts w:ascii="Gentium" w:hAnsi="Gentium" w:cs="Gentium"/>
+        </w:rPr>
+        <w:t xml:space="preserve"> works have you done that you should ask of me refreshment? My blood was shed for you, and not even so did you repent; for your sake, I bore a crown of thorns on my head; for you, I received buffets on my cheeks and not even so did you repent. I asked for water when I hanged on the cross and they gave me vinegar mingled with gall; with a spear they opened my right side; for my name’s sake have they slain my servants the prophets, and the righteous; and for all these things I gave you a place of repent</w:t>
       </w:r>
       <w:r>
         <w:rPr>
           <w:rFonts w:ascii="Gentium" w:hAnsi="Gentium" w:cs="Gentium"/>
         </w:rPr>
         <w:softHyphen/>
-        <w:t xml:space="preserve">ance, and you would not. Yet now because of Michael the archangel of my covenant and the angels that are with him, and because of Paul my dearly beloved whom I would not grieve, and because of your brothers that are in the world and offer oblations, and because of your </w:t>
-      </w:r>
-      <w:r>
-        <w:rPr>
-          <w:rFonts w:ascii="Gentium" w:hAnsi="Gentium" w:cs="Gentium"/>
-        </w:rPr>
-        <w:lastRenderedPageBreak/>
-        <w:t xml:space="preserve">sons, for in them are my commandments, and yet more because of my own goodness; on that day whereon I rose from the dead I grant to all you that are in torment refreshment for a day and a night for ever. And all they cried out and said: We bless you, O Son of God, that you have granted us rest for a day and a night; for, better to us is the refreshment of one day than the whole time of our life wherein we were upon earth; and if we had known clearly that this place was appointed for them that sin, we should have done none other work whatever, neither traded nor done any wickedness. For what profit was our pride in the world </w:t>
+        <w:t xml:space="preserve">ance, and you would not. Yet now because of Michael the archangel of my covenant and the angels that are with him, and because of Paul my dearly beloved whom I would not grieve, and because of your brothers that are in the world and offer oblations, and because of your sons, for in them are my commandments, and yet more because of my own goodness; on that day whereon I rose from the dead I grant to all you that are in torment refreshment for a day and a night for ever. And all they cried out and said: We bless you, O Son of God, that you have granted us rest for a day and a night; for, better to us is the refreshment of one day than the whole time of our life wherein we were upon earth; and if we had known clearly that this place was appointed for them that sin, we should have done none other work whatever, neither traded nor done any wickedness. For what profit was our pride in the world </w:t>
       </w:r>
       <w:r>
         <w:rPr>
@@ -3686,7 +4256,14 @@
           <w:rFonts w:ascii="Gentium" w:hAnsi="Gentium" w:cs="Gentium"/>
         </w:rPr>
         <w:softHyphen/>
-        <w:t>potamia. And I entered in further and saw a tree planted, out of whose roots flowed waters, and out of it was the beginning of the four rivers, and the Spirit of God rested on that tree; and, when the spirit breathed, the waters flowed forth; and I said: Lord, is this tree that which makes the waters flow? And he said to me: Because in the beginning, before the heaven and the earth were made to appear, and all things were invisible, the Spirit of God moved (was borne) on the waters; but since by the commandment of God the heaven and the earth appeared the spirit has rested on this tree; therefore, when the spirit breathes, the waters flow out from the tree. And he took hold of my hand and led me to the tree of the knowledge of good and evil, and said: This is the tree whereby death entered into the world, and Adam taking of it from his wife ate, and death entered into the world. And he showed me another tree in the midst of Paradise and said to me: This is the tree of life.</w:t>
+        <w:t xml:space="preserve">potamia. And I entered in further and saw a tree planted, out of whose roots flowed waters, and out of it was the beginning of the four rivers, and the Spirit of God rested on that tree; and, when the spirit breathed, the waters flowed forth; and I said: Lord, is this tree that which makes the waters </w:t>
+      </w:r>
+      <w:r>
+        <w:rPr>
+          <w:rFonts w:ascii="Gentium" w:hAnsi="Gentium" w:cs="Gentium"/>
+        </w:rPr>
+        <w:lastRenderedPageBreak/>
+        <w:t>flow? And he said to me: Because in the beginning, before the heaven and the earth were made to appear, and all things were invisible, the Spirit of God moved (was borne) on the waters; but since by the commandment of God the heaven and the earth appeared the spirit has rested on this tree; therefore, when the spirit breathes, the waters flow out from the tree. And he took hold of my hand and led me to the tree of the knowledge of good and evil, and said: This is the tree whereby death entered into the world, and Adam taking of it from his wife ate, and death entered into the world. And he showed me another tree in the midst of Paradise and said to me: This is the tree of life.</w:t>
       </w:r>
     </w:p>
     <w:p>
@@ -3740,14 +4317,21 @@
         <w:rPr>
           <w:rFonts w:ascii="Gentium" w:hAnsi="Gentium" w:cs="Gentium"/>
         </w:rPr>
-        <w:t xml:space="preserve">And as I yet looked upon the tree, I saw a virgin coming from afar off, and two hundred angels before her singing hymns; and I inquired and said: Lord, who is this that comes in such glory? And he said to me: This is Mary the virgin, the mother of the Lord. And she came near and saluted me, and said: Hail, Paul, dearly beloved of God and angels and men. For, all the saints have besought my son Jesus who is my Lord, that you should come here in the body that they might see you before you departed out of the world. And the Lord said to them: Wait and be patient; </w:t>
-      </w:r>
-      <w:r>
-        <w:rPr>
-          <w:rFonts w:ascii="Gentium" w:hAnsi="Gentium" w:cs="Gentium"/>
-        </w:rPr>
-        <w:lastRenderedPageBreak/>
-        <w:t>yet a little while, and you shall see him, and he shall be with you for ever. And again, they all with one accord said to him: Grieve us not; for, we desire to see him while he is in the flesh; for, by him has your name been greatly glorified in the world and we have seen that he has excelled (done away with) all the works whether of the lesser or the greater. For, we inquire of them that come hither, saying: Who is he that guided you in the world? And they have told us: There is one in the world whose name is Paul; he declares Christ, preaching him, and we believe that by the power and sweetness of his speech many have entered into the kingdom. Behold, all the righteous are behind me, coming to meet you. But I say to you, Paul, that for this cause I come first to meet them that have performed the will of my son and my Lord Jesus Christ, even I come first to meet them and leave them not as strangers until they meet with him in peace.</w:t>
+        <w:t xml:space="preserve">And as I yet looked upon the tree, I saw a virgin coming from afar off, and two hundred angels before her singing hymns; and I inquired and said: Lord, who is this that comes in such glory? And he said to me: This is Mary the virgin, the mother of the Lord. And she came near and saluted me, and said: Hail, Paul, dearly beloved of God and angels and men. For, all the saints have besought my son Jesus who is my Lord, that you should come here in the body that they might see you before you departed out of the world. And the Lord said to them: Wait and be patient; yet a little while, and you shall see him, and he shall be with you for ever. And again, they all with one accord said to him: Grieve us not; for, we desire to see him while he is in the flesh; for, by him has your name been greatly glorified in the world and we have seen that he has excelled (done away with) all the works whether of the lesser or the greater. For, we inquire of them that come hither, saying: Who is he that guided you in the world? And they have told us: There is one in the world whose name is Paul; he declares Christ, preaching him, and we believe that by the power and sweetness of his speech many have entered into the kingdom. Behold, all the righteous are behind me, coming to meet you. But I say to you, Paul, that for this cause I come first to meet them that have performed the will of my son and my Lord Jesus Christ, even I come first to meet them and leave them not as strangers until they meet </w:t>
+      </w:r>
+      <w:r>
+        <w:rPr>
+          <w:rFonts w:ascii="Gentium" w:hAnsi="Gentium" w:cs="Gentium"/>
+          <w:i/>
+          <w:iCs/>
+        </w:rPr>
+        <w:t>with him</w:t>
+      </w:r>
+      <w:r>
+        <w:rPr>
+          <w:rFonts w:ascii="Gentium" w:hAnsi="Gentium" w:cs="Gentium"/>
+        </w:rPr>
+        <w:t xml:space="preserve"> in peace.</w:t>
       </w:r>
     </w:p>
     <w:p>
@@ -3817,7 +4401,14 @@
         <w:rPr>
           <w:rFonts w:ascii="Gentium" w:hAnsi="Gentium" w:cs="Gentium"/>
         </w:rPr>
-        <w:t xml:space="preserve">While they yet spoke, I saw twelve men coming from afar with honour, and I asked: Who are these, Lord? And he said: These are the patriarchs. And they came and saluted me and said: Hail, Paul, dearly beloved of God and men. The Lord has not grieved us, that we might see you yet being in the body, before you departed out of the world. And every one of them signified his name unto me in order, from Ruben to Benjamin; and Joseph said to me: I am he that was sold; and I say to you, Paul, that for all that my brothers did to me, in nothing did I deal evilly with them, not in all the labour which they laid upon me, nor did I hurt them in anything </w:t>
+        <w:t xml:space="preserve">While they yet spoke, I saw twelve men coming from afar with honour, and I asked: Who are these, Lord? And he said: These are the patriarchs. And they came and saluted me and said: Hail, Paul, dearly beloved of God and men. The Lord has not grieved us, that we might see you yet being in the body, before you departed out of the world. And every one of them signified his name unto me in order, from Ruben to Benjamin; and Joseph said to me: I am he that was sold; and I say to you, Paul, that for all that my brothers did to me, in nothing did I deal evilly with them, </w:t>
+      </w:r>
+      <w:r>
+        <w:rPr>
+          <w:rFonts w:ascii="Gentium" w:hAnsi="Gentium" w:cs="Gentium"/>
+        </w:rPr>
+        <w:lastRenderedPageBreak/>
+        <w:t xml:space="preserve">not in all the labour which they laid upon me, nor did I hurt them in anything </w:t>
       </w:r>
       <w:r>
         <w:rPr>
@@ -3885,14 +4476,7 @@
         <w:rPr>
           <w:rFonts w:ascii="Gentium" w:hAnsi="Gentium" w:cs="Gentium"/>
         </w:rPr>
-        <w:t xml:space="preserve">While he yet spoke, I saw another coming from afar, beautiful, and his angels singing hymns, and I asked: Who is this, Lord, who is fair of face? And he said to me: Do you not know him? And I said: No, Lord. And he said to me: This is Moses the lawgiver, to whom God gave the law. And, when he was near me, straightaway he wept, and after that he greeted me; and I said to him: Why do you weep? For, I have heard that you excel all men in meekness. And he answered, saying: I weep for them whom I planted with much labour; for, they have borne no fruit, neither does any of them do well. And I have seen all the sheep whom I fed that they are scattered and become as having no shepherd, and that all the labours that I have endured for the children of Israel are come to nought, and however great wonders I did in their midst [and] they understood not; and I marvel how the strangers and uncircumcised and idolaters are converted and entered into the promises of God, but Israel has not entered </w:t>
-      </w:r>
-      <w:r>
-        <w:rPr>
-          <w:rFonts w:ascii="Gentium" w:hAnsi="Gentium" w:cs="Gentium"/>
-        </w:rPr>
-        <w:lastRenderedPageBreak/>
-        <w:t>in; and now I say to you, O brother Paul, that in that hour when the people hanged up Jesus whom you preach, God the Father of all, who gave me the law, and Michael and all the angels and archangels, and Abraham and Isaac and Jacob and all the righteous wept over the Son of God that was hanged on the cross. And, in that hour, all the saints waited on me, looking on me and saying: Behold, Moses, what they of your people have done unto the Son of God. Therefore, blessed are you O Paul, and blessed is the generation and people that believed your word.</w:t>
+        <w:t>While he yet spoke, I saw another coming from afar, beautiful, and his angels singing hymns, and I asked: Who is this, Lord, who is fair of face? And he said to me: Do you not know him? And I said: No, Lord. And he said to me: This is Moses the lawgiver, to whom God gave the law. And, when he was near me, straightaway he wept, and after that he greeted me; and I said to him: Why do you weep? For, I have heard that you excel all men in meekness. And he answered, saying: I weep for them whom I planted with much labour; for, they have borne no fruit, neither does any of them do well. And I have seen all the sheep whom I fed that they are scattered and become as having no shepherd, and that all the labours that I have endured for the children of Israel are come to nought, and however great wonders I did in their midst [and] they understood not; and I marvel how the strangers and uncircumcised and idolaters are converted and entered into the promises of God, but Israel has not entered in; and now I say to you, O brother Paul, that in that hour when the people hanged up Jesus whom you preach, God the Father of all, who gave me the law, and Michael and all the angels and archangels, and Abraham and Isaac and Jacob and all the righteous wept over the Son of God that was hanged on the cross. And, in that hour, all the saints waited on me, looking on me and saying: Behold, Moses, what they of your people have done unto the Son of God. Therefore, blessed are you O Paul, and blessed is the generation and people that believed your word.</w:t>
       </w:r>
     </w:p>
     <w:p>
@@ -3978,7 +4562,22 @@
         <w:rPr>
           <w:rFonts w:ascii="Gentium" w:hAnsi="Gentium" w:cs="Gentium"/>
         </w:rPr>
-        <w:t>When, therefore, he had ceased speaking to me, I saw another coming from afar off, very beautiful in the face, and smiling, and his angels singing hymns, and I said to the angel that was with me: Has, then, every one of the righteous an angel for his fellow? And he said to me: Every one of the saints has his own, that stands by him and sings hymns, and the one departs not from the other. And I said: Who is this, Lord? And he said: This is Job. And he drew near and greeted me and said: Brother Paul, you have great praise with God and men. Now I am Job, who suffered much for the season of thirty years by the issue of a plague, and in the beginning the blains that came forth of my body were as grains of wheat; but on the third day they became like an ass’s foot, and the worms that fell from them were four fingers long; and thrice the devil appeared to me and said to me: Speak a word against the Lord and die. But I said to him: If thus be the will of God that I continue in the plague all the time of my life until I die, I will not rest from blessing the Lord God, and I shall receive the greater reward. For, I know that the sufferings of this world are nought compared with the refreshment that is thereafter; therefore, blessed are you, Paul, and blessed is the people that has believed by your means.</w:t>
+        <w:lastRenderedPageBreak/>
+        <w:t xml:space="preserve">When, therefore, he had ceased speaking to me, I saw another coming from afar off, very beautiful in the face, and smiling, and his angels singing hymns, and I said to the angel that was with me: Has, then, every one of the righteous an angel for his fellow? And he said to me: Every one of the saints has his own, that stands by him and sings hymns, and the one departs not from the other. And I said: Who is this, Lord? And he said: This is Job. And he drew near and greeted me and said: Brother Paul, you have great praise with God and men. Now I am Job, who suffered much for the season of thirty years by the issue of a plague, and in the beginning the blains that came forth of my body were as grains of wheat; but on the third day they became like an ass’s foot, and the worms that fell from them were four fingers long; and thrice the devil appeared to me and said to me: Speak a word against the Lord and die. </w:t>
+      </w:r>
+      <w:r>
+        <w:rPr>
+          <w:rFonts w:ascii="Gentium" w:hAnsi="Gentium" w:cs="Gentium"/>
+          <w:i/>
+          <w:iCs/>
+        </w:rPr>
+        <w:t>But</w:t>
+      </w:r>
+      <w:r>
+        <w:rPr>
+          <w:rFonts w:ascii="Gentium" w:hAnsi="Gentium" w:cs="Gentium"/>
+        </w:rPr>
+        <w:t xml:space="preserve"> I said to him: If thus be the will of God that I continue in the plague all the time of my life until I die, I will not rest from blessing the Lord God, and I shall receive the greater reward. For, I know that the sufferings of this world are nought compared with the refreshment that is thereafter; therefore, blessed are you, Paul, and blessed is the people that has believed by your means.</w:t>
       </w:r>
     </w:p>
     <w:p>
@@ -4016,7 +4615,6 @@
           <w:sz w:val="28"/>
           <w:szCs w:val="28"/>
         </w:rPr>
-        <w:lastRenderedPageBreak/>
         <w:t>Chapter 50</w:t>
       </w:r>
     </w:p>
@@ -4033,7 +4631,21 @@
         <w:rPr>
           <w:rFonts w:ascii="Gentium" w:hAnsi="Gentium" w:cs="Gentium"/>
         </w:rPr>
-        <w:t xml:space="preserve">While he yet spoke there came another crying out from afar off and saying: Blessed are you, Paul, and blessed am I that have seen you the beloved of the Lord. And I asked the angel: Who is this, Lord? And he answered and said to me: This is Noe of the days of the flood. And straightaway we greeted one another, and he, rejoicing greatly, said to me: You are (or are you) Paul the best beloved of God. And I asked him: Who are you? And he said: I am Noe that was in the days of the flood; but I say to you, Paul, that I spent a hundred years making the ark, not putting off the coat (tunic) that I wore, and I shaved not the hair of my head. Furthermore, I kept continence, not coming near my own wife, and in those hundred years the hair of my head grew not in greatness, neither was my raiment soiled. And I besought men at that time, saying: Repent! For, a flood of waters comes upon you. But they mocked me and derided my words; and again they said to me: This is the time of them that would play and sin as much as they will, that have leave to fornicate not a little </w:t>
+        <w:t>While he yet spoke there came another crying out from afar off and saying: Blessed are you, Paul, and blessed am I that have seen you the beloved of the Lord. And I asked the angel: Who is this, Lord? And he answered and said to me: This is Noe of the days of the flood. And straightaway we greeted one another, and he, rejoicing greatly, said to me: You are (</w:t>
+      </w:r>
+      <w:r>
+        <w:rPr>
+          <w:rFonts w:ascii="Gentium" w:hAnsi="Gentium" w:cs="Gentium"/>
+          <w:i/>
+          <w:iCs/>
+        </w:rPr>
+        <w:t xml:space="preserve">or </w:t>
+      </w:r>
+      <w:r>
+        <w:rPr>
+          <w:rFonts w:ascii="Gentium" w:hAnsi="Gentium" w:cs="Gentium"/>
+        </w:rPr>
+        <w:t xml:space="preserve">are you) Paul the best beloved of God. And I asked him: Who are you? And he said: I am Noe that was in the days of the flood; but I say to you, Paul, that I spent a hundred years making the ark, not putting off the coat (tunic) that I wore, and I shaved not the hair of my head. Furthermore, I kept continence, not coming near my own wife, and in those hundred years the hair of my head grew not in greatness, neither was my raiment soiled. And I besought men at that time, saying: Repent! For, a flood of waters comes upon you. But they mocked me and derided my words; and again they said to me: This is the time of them that would play and sin as much as they will, that have leave to fornicate not a little </w:t>
       </w:r>
       <w:r>
         <w:rPr>
@@ -4141,6 +4753,7 @@
           <w:i/>
           <w:iCs/>
         </w:rPr>
+        <w:lastRenderedPageBreak/>
         <w:t>And he gave not, until I called upon him again; then he gave to them. But blessed are you, O Paul, that your generation and those you teach are the sons of the kingdom. And know, O Paul, that every man who believes through you has a great blessing, and a blessing is reserved for him. Then he departed from me. And the angel who was with me led me forth, and said to me: Lo, to you is given this mystery and revelation; as you please, make it known to the sons of men. And I, Paul, returned to myself, and I knew all that I had seen; and in life I had not rest that I might reveal this mystery, but I wrote it and deposited it under the ground and the foundations of the house of a certain faithful man with whom I used to be in Tarsus a city of Cilicia. And when I was released from this life of time, and stood before my Lord, thus said he to me: Paul, have we shown all these things unto you that you shouldst deposit them under the foundations of a house. Then send and disclose concerning this revelation, that men may read it and turn to the way of truth, that they also may not come to these bitter torments. And thus was this revelation discovered …</w:t>
       </w:r>
     </w:p>
